--- a/t18_s4.docx
+++ b/t18_s4.docx
@@ -3,2168 +3,1788 @@
 <w:document xmlns:wpc="http://schemas.microsoft.com/office/word/2010/wordprocessingCanvas" xmlns:mo="http://schemas.microsoft.com/office/mac/office/2008/main" xmlns:mc="http://schemas.openxmlformats.org/markup-compatibility/2006" xmlns:mv="urn:schemas-microsoft-com:mac:vml" xmlns:o="urn:schemas-microsoft-com:office:office" xmlns:r="http://schemas.openxmlformats.org/officeDocument/2006/relationships" xmlns:m="http://schemas.openxmlformats.org/officeDocument/2006/math" xmlns:v="urn:schemas-microsoft-com:vml" xmlns:wp14="http://schemas.microsoft.com/office/word/2010/wordprocessingDrawing" xmlns:wp="http://schemas.openxmlformats.org/drawingml/2006/wordprocessingDrawing" xmlns:w10="urn:schemas-microsoft-com:office:word" xmlns:w="http://schemas.openxmlformats.org/wordprocessingml/2006/main" xmlns:w14="http://schemas.microsoft.com/office/word/2010/wordml" xmlns:wpg="http://schemas.microsoft.com/office/word/2010/wordprocessingGroup" xmlns:wpi="http://schemas.microsoft.com/office/word/2010/wordprocessingInk" xmlns:wne="http://schemas.microsoft.com/office/word/2006/wordml" xmlns:wps="http://schemas.microsoft.com/office/word/2010/wordprocessingShape" mc:Ignorable="w14 wp14">
   <w:body>
     <w:p>
-      <w:pPr>
-        <w:spacing w:after="20" w:before="120"/>
-      </w:pPr>
-      <w:r>
-        <w:rPr>
-          <w:b/>
-          <w:sz w:val="22"/>
-        </w:rPr>
-        <w:t>Question: A patient taking antipsychotic medications exhibits motor restlessness, pacing, and inability to sit still. This extrapyramidal side effect is</w:t>
-      </w:r>
-    </w:p>
-    <w:p>
-      <w:pPr>
-        <w:spacing w:after="0" w:before="0"/>
-      </w:pPr>
-      <w:r>
-        <w:rPr>
-          <w:b w:val="0"/>
-          <w:sz w:val="22"/>
-        </w:rPr>
-        <w:t>(a) Neuroleptic malignant syndrome</w:t>
-      </w:r>
-    </w:p>
-    <w:p>
-      <w:pPr>
-        <w:spacing w:after="0" w:before="0"/>
-      </w:pPr>
-      <w:r>
-        <w:rPr>
-          <w:b w:val="0"/>
-          <w:sz w:val="22"/>
-        </w:rPr>
-        <w:t>(b) Akathisia</w:t>
-      </w:r>
-    </w:p>
-    <w:p>
-      <w:pPr>
-        <w:spacing w:after="0" w:before="0"/>
-      </w:pPr>
-      <w:r>
-        <w:rPr>
-          <w:b w:val="0"/>
-          <w:sz w:val="22"/>
-        </w:rPr>
-        <w:t>(c) Tardive dyskinesia</w:t>
-      </w:r>
-    </w:p>
-    <w:p>
-      <w:pPr>
-        <w:spacing w:after="0" w:before="0"/>
-      </w:pPr>
-      <w:r>
-        <w:rPr>
-          <w:b w:val="0"/>
-          <w:sz w:val="22"/>
-        </w:rPr>
-        <w:t>(d) Dystonia</w:t>
-      </w:r>
-    </w:p>
-    <w:p>
-      <w:pPr>
-        <w:spacing w:after="0" w:before="40"/>
-      </w:pPr>
-      <w:r>
-        <w:rPr>
-          <w:b/>
-          <w:sz w:val="22"/>
-        </w:rPr>
-        <w:t>Answer: b</w:t>
-      </w:r>
-    </w:p>
-    <w:p>
-      <w:pPr>
-        <w:spacing w:after="0" w:before="0"/>
-      </w:pPr>
-      <w:r>
-        <w:rPr>
-          <w:b w:val="0"/>
-          <w:sz w:val="21"/>
-        </w:rPr>
-        <w:t>Solution: Akathisia is a distressing EPS characterized by subjective feelings of inner restlessness and objective motor restlessness (pacing, fidgeting).</w:t>
-      </w:r>
-    </w:p>
-    <w:p>
-      <w:pPr>
-        <w:spacing w:after="0" w:before="0"/>
-      </w:pPr>
-      <w:r>
-        <w:rPr>
-          <w:b w:val="0"/>
-          <w:sz w:val="20"/>
-        </w:rPr>
-        <w:t>Positive Marks: 1</w:t>
-      </w:r>
-    </w:p>
-    <w:p>
-      <w:pPr>
-        <w:spacing w:after="160" w:before="0"/>
-      </w:pPr>
-      <w:r>
-        <w:rPr>
-          <w:b w:val="0"/>
-          <w:sz w:val="20"/>
-        </w:rPr>
-        <w:t>Negative Marks: 0.25</w:t>
-      </w:r>
-    </w:p>
-    <w:p>
-      <w:pPr>
-        <w:spacing w:after="20" w:before="120"/>
-      </w:pPr>
-      <w:r>
-        <w:rPr>
-          <w:b/>
-          <w:sz w:val="22"/>
-        </w:rPr>
-        <w:t>Question: India's first Bullet Train project is being constructed with technical and financial assistance from which country?</w:t>
-      </w:r>
-    </w:p>
-    <w:p>
-      <w:pPr>
-        <w:spacing w:after="0" w:before="0"/>
-      </w:pPr>
-      <w:r>
-        <w:rPr>
-          <w:b w:val="0"/>
-          <w:sz w:val="22"/>
-        </w:rPr>
-        <w:t>(a) China</w:t>
-      </w:r>
-    </w:p>
-    <w:p>
-      <w:pPr>
-        <w:spacing w:after="0" w:before="0"/>
-      </w:pPr>
-      <w:r>
-        <w:rPr>
-          <w:b w:val="0"/>
-          <w:sz w:val="22"/>
-        </w:rPr>
-        <w:t>(b) Japan</w:t>
-      </w:r>
-    </w:p>
-    <w:p>
-      <w:pPr>
-        <w:spacing w:after="0" w:before="0"/>
-      </w:pPr>
-      <w:r>
-        <w:rPr>
-          <w:b w:val="0"/>
-          <w:sz w:val="22"/>
-        </w:rPr>
-        <w:t>(c) USA</w:t>
-      </w:r>
-    </w:p>
-    <w:p>
-      <w:pPr>
-        <w:spacing w:after="0" w:before="0"/>
-      </w:pPr>
-      <w:r>
-        <w:rPr>
-          <w:b w:val="0"/>
-          <w:sz w:val="22"/>
-        </w:rPr>
-        <w:t>(d) Russia</w:t>
-      </w:r>
-    </w:p>
-    <w:p>
-      <w:pPr>
-        <w:spacing w:after="0" w:before="40"/>
-      </w:pPr>
-      <w:r>
-        <w:rPr>
-          <w:b/>
-          <w:sz w:val="22"/>
-        </w:rPr>
-        <w:t>Answer: b</w:t>
-      </w:r>
-    </w:p>
-    <w:p>
-      <w:pPr>
-        <w:spacing w:after="0" w:before="0"/>
-      </w:pPr>
-      <w:r>
-        <w:rPr>
-          <w:b w:val="0"/>
-          <w:sz w:val="21"/>
-        </w:rPr>
-        <w:t>Solution: The Mumbai-Ahmedabad High-Speed Rail (Bullet Train) corridor in India is being developed with financial and technical assistance from Japan.</w:t>
-      </w:r>
-    </w:p>
-    <w:p>
-      <w:pPr>
-        <w:spacing w:after="0" w:before="0"/>
-      </w:pPr>
-      <w:r>
-        <w:rPr>
-          <w:b w:val="0"/>
-          <w:sz w:val="20"/>
-        </w:rPr>
-        <w:t>Positive Marks: 1</w:t>
-      </w:r>
-    </w:p>
-    <w:p>
-      <w:pPr>
-        <w:spacing w:after="160" w:before="0"/>
-      </w:pPr>
-      <w:r>
-        <w:rPr>
-          <w:b w:val="0"/>
-          <w:sz w:val="20"/>
-        </w:rPr>
-        <w:t>Negative Marks: 0.25</w:t>
-      </w:r>
-    </w:p>
-    <w:p>
-      <w:pPr>
-        <w:spacing w:after="20" w:before="120"/>
-      </w:pPr>
-      <w:r>
-        <w:rPr>
-          <w:b/>
-          <w:sz w:val="22"/>
-        </w:rPr>
-        <w:t>Question: During IV Potassium Chloride (KCl) correction, which ECG change indicates hyperkalemia requiring immediate stoppage of infusion?</w:t>
-      </w:r>
-    </w:p>
-    <w:p>
-      <w:pPr>
-        <w:spacing w:after="0" w:before="0"/>
-      </w:pPr>
-      <w:r>
-        <w:rPr>
-          <w:b w:val="0"/>
-          <w:sz w:val="22"/>
-        </w:rPr>
-        <w:t>(a) Depressed ST segment</w:t>
-      </w:r>
-    </w:p>
-    <w:p>
-      <w:pPr>
-        <w:spacing w:after="0" w:before="0"/>
-      </w:pPr>
-      <w:r>
-        <w:rPr>
-          <w:b w:val="0"/>
-          <w:sz w:val="22"/>
-        </w:rPr>
-        <w:t>(b) Prominent U wave</w:t>
-      </w:r>
-    </w:p>
-    <w:p>
-      <w:pPr>
-        <w:spacing w:after="0" w:before="0"/>
-      </w:pPr>
-      <w:r>
-        <w:rPr>
-          <w:b w:val="0"/>
-          <w:sz w:val="22"/>
-        </w:rPr>
-        <w:t>(c) Shallow inverted T wave</w:t>
-      </w:r>
-    </w:p>
-    <w:p>
-      <w:pPr>
-        <w:spacing w:after="0" w:before="0"/>
-      </w:pPr>
-      <w:r>
-        <w:rPr>
-          <w:b w:val="0"/>
-          <w:sz w:val="22"/>
-        </w:rPr>
-        <w:t>(d) Tall peaked T waves</w:t>
-      </w:r>
-    </w:p>
-    <w:p>
-      <w:pPr>
-        <w:spacing w:after="0" w:before="40"/>
-      </w:pPr>
-      <w:r>
-        <w:rPr>
-          <w:b/>
-          <w:sz w:val="22"/>
-        </w:rPr>
-        <w:t>Answer: d</w:t>
-      </w:r>
-    </w:p>
-    <w:p>
-      <w:pPr>
-        <w:spacing w:after="0" w:before="0"/>
-      </w:pPr>
-      <w:r>
-        <w:rPr>
-          <w:b w:val="0"/>
-          <w:sz w:val="21"/>
-        </w:rPr>
-        <w:t>Solution: Tall peaked T waves are the earliest ECG sign of hyperkalemia. Immediate cessation of IV potassium infusion is required to avoid lethal dysrhythmias.</w:t>
-      </w:r>
-    </w:p>
-    <w:p>
-      <w:pPr>
-        <w:spacing w:after="0" w:before="0"/>
-      </w:pPr>
-      <w:r>
-        <w:rPr>
-          <w:b w:val="0"/>
-          <w:sz w:val="20"/>
-        </w:rPr>
-        <w:t>Positive Marks: 1</w:t>
-      </w:r>
-    </w:p>
-    <w:p>
-      <w:pPr>
-        <w:spacing w:after="160" w:before="0"/>
-      </w:pPr>
-      <w:r>
-        <w:rPr>
-          <w:b w:val="0"/>
-          <w:sz w:val="20"/>
-        </w:rPr>
-        <w:t>Negative Marks: 0.25</w:t>
-      </w:r>
-    </w:p>
-    <w:p>
-      <w:pPr>
-        <w:spacing w:after="20" w:before="120"/>
-      </w:pPr>
-      <w:r>
-        <w:rPr>
-          <w:b/>
-          <w:sz w:val="22"/>
-        </w:rPr>
-        <w:t>Question: The most important nursing action before administering any medication is:</w:t>
-      </w:r>
-    </w:p>
-    <w:p>
-      <w:pPr>
-        <w:spacing w:after="0" w:before="0"/>
-      </w:pPr>
-      <w:r>
-        <w:rPr>
-          <w:b w:val="0"/>
-          <w:sz w:val="22"/>
-        </w:rPr>
-        <w:t>(a) Wash hands</w:t>
-      </w:r>
-    </w:p>
-    <w:p>
-      <w:pPr>
-        <w:spacing w:after="0" w:before="0"/>
-      </w:pPr>
-      <w:r>
-        <w:rPr>
-          <w:b w:val="0"/>
-          <w:sz w:val="22"/>
-        </w:rPr>
-        <w:t>(b) Check the expiry date</w:t>
-      </w:r>
-    </w:p>
-    <w:p>
-      <w:pPr>
-        <w:spacing w:after="0" w:before="0"/>
-      </w:pPr>
-      <w:r>
-        <w:rPr>
-          <w:b w:val="0"/>
-          <w:sz w:val="22"/>
-        </w:rPr>
-        <w:t>(c) Check the dose</w:t>
-      </w:r>
-    </w:p>
-    <w:p>
-      <w:pPr>
-        <w:spacing w:after="0" w:before="0"/>
-      </w:pPr>
-      <w:r>
-        <w:rPr>
-          <w:b w:val="0"/>
-          <w:sz w:val="22"/>
-        </w:rPr>
-        <w:t>(d) Identify the patient correctly</w:t>
-      </w:r>
-    </w:p>
-    <w:p>
-      <w:pPr>
-        <w:spacing w:after="0" w:before="40"/>
-      </w:pPr>
-      <w:r>
-        <w:rPr>
-          <w:b/>
-          <w:sz w:val="22"/>
-        </w:rPr>
-        <w:t>Answer: d</w:t>
-      </w:r>
-    </w:p>
-    <w:p>
-      <w:pPr>
-        <w:spacing w:after="0" w:before="0"/>
-      </w:pPr>
-      <w:r>
-        <w:rPr>
-          <w:b w:val="0"/>
-          <w:sz w:val="21"/>
-        </w:rPr>
-        <w:t>Solution: Correct patient identification (two identifiers) is the first and most vital check before drug administration.</w:t>
-      </w:r>
-    </w:p>
-    <w:p>
-      <w:pPr>
-        <w:spacing w:after="0" w:before="0"/>
-      </w:pPr>
-      <w:r>
-        <w:rPr>
-          <w:b w:val="0"/>
-          <w:sz w:val="20"/>
-        </w:rPr>
-        <w:t>Positive Marks: 1</w:t>
-      </w:r>
-    </w:p>
-    <w:p>
-      <w:pPr>
-        <w:spacing w:after="160" w:before="0"/>
-      </w:pPr>
-      <w:r>
-        <w:rPr>
-          <w:b w:val="0"/>
-          <w:sz w:val="20"/>
-        </w:rPr>
-        <w:t>Negative Marks: 0.25</w:t>
-      </w:r>
-    </w:p>
-    <w:p>
-      <w:pPr>
-        <w:spacing w:after="20" w:before="120"/>
-      </w:pPr>
-      <w:r>
-        <w:rPr>
-          <w:b/>
-          <w:sz w:val="22"/>
-        </w:rPr>
-        <w:t>Question: To assess the pulse in child ____________ is most appropriate site</w:t>
-      </w:r>
-    </w:p>
-    <w:p>
-      <w:pPr>
-        <w:spacing w:after="0" w:before="0"/>
-      </w:pPr>
-      <w:r>
-        <w:rPr>
-          <w:b w:val="0"/>
-          <w:sz w:val="22"/>
-        </w:rPr>
-        <w:t>(a) Brachial</w:t>
-      </w:r>
-    </w:p>
-    <w:p>
-      <w:pPr>
-        <w:spacing w:after="0" w:before="0"/>
-      </w:pPr>
-      <w:r>
-        <w:rPr>
-          <w:b w:val="0"/>
-          <w:sz w:val="22"/>
-        </w:rPr>
-        <w:t>(b) Carotid</w:t>
-      </w:r>
-    </w:p>
-    <w:p>
-      <w:pPr>
-        <w:spacing w:after="0" w:before="0"/>
-      </w:pPr>
-      <w:r>
-        <w:rPr>
-          <w:b w:val="0"/>
-          <w:sz w:val="22"/>
-        </w:rPr>
-        <w:t>(c) Apical</w:t>
-      </w:r>
-    </w:p>
-    <w:p>
-      <w:pPr>
-        <w:spacing w:after="0" w:before="0"/>
-      </w:pPr>
-      <w:r>
-        <w:rPr>
-          <w:b w:val="0"/>
-          <w:sz w:val="22"/>
-        </w:rPr>
-        <w:t>(d) Femoral</w:t>
-      </w:r>
-    </w:p>
-    <w:p>
-      <w:pPr>
-        <w:spacing w:after="0" w:before="40"/>
-      </w:pPr>
-      <w:r>
-        <w:rPr>
-          <w:b/>
-          <w:sz w:val="22"/>
-        </w:rPr>
-        <w:t>Answer: c</w:t>
-      </w:r>
-    </w:p>
-    <w:p>
-      <w:pPr>
-        <w:spacing w:after="0" w:before="0"/>
-      </w:pPr>
-      <w:r>
-        <w:rPr>
-          <w:b w:val="0"/>
-          <w:sz w:val="21"/>
-        </w:rPr>
-        <w:t>Solution: The apical site is the most appropriate site to assess the pulse in a child (especially infants) as peripheral pulses are weak.</w:t>
-      </w:r>
-    </w:p>
-    <w:p>
-      <w:pPr>
-        <w:spacing w:after="0" w:before="0"/>
-      </w:pPr>
-      <w:r>
-        <w:rPr>
-          <w:b w:val="0"/>
-          <w:sz w:val="20"/>
-        </w:rPr>
-        <w:t>Positive Marks: 1</w:t>
-      </w:r>
-    </w:p>
-    <w:p>
-      <w:pPr>
-        <w:spacing w:after="160" w:before="0"/>
-      </w:pPr>
-      <w:r>
-        <w:rPr>
-          <w:b w:val="0"/>
-          <w:sz w:val="20"/>
-        </w:rPr>
-        <w:t>Negative Marks: 0.25</w:t>
-      </w:r>
-    </w:p>
-    <w:p>
-      <w:pPr>
-        <w:spacing w:after="20" w:before="120"/>
-      </w:pPr>
-      <w:r>
-        <w:rPr>
-          <w:b/>
-          <w:sz w:val="22"/>
-        </w:rPr>
-        <w:t>Question: During peritonitis perforation laparotomy surgery is conducted, Central line is administered in this case what is the most important significance of the central line administration here ?</w:t>
-      </w:r>
-    </w:p>
-    <w:p>
-      <w:pPr>
-        <w:spacing w:after="0" w:before="0"/>
-      </w:pPr>
-      <w:r>
-        <w:rPr>
-          <w:b w:val="0"/>
-          <w:sz w:val="22"/>
-        </w:rPr>
-        <w:t>(a) Spo2 Measurement</w:t>
-      </w:r>
-    </w:p>
-    <w:p>
-      <w:pPr>
-        <w:spacing w:after="0" w:before="0"/>
-      </w:pPr>
-      <w:r>
-        <w:rPr>
-          <w:b w:val="0"/>
-          <w:sz w:val="22"/>
-        </w:rPr>
-        <w:t>(b) Fluid administration</w:t>
-      </w:r>
-    </w:p>
-    <w:p>
-      <w:pPr>
-        <w:spacing w:after="0" w:before="0"/>
-      </w:pPr>
-      <w:r>
-        <w:rPr>
-          <w:b w:val="0"/>
-          <w:sz w:val="22"/>
-        </w:rPr>
-        <w:t>(c) CVP Measurement</w:t>
-      </w:r>
-    </w:p>
-    <w:p>
-      <w:pPr>
-        <w:spacing w:after="0" w:before="0"/>
-      </w:pPr>
-      <w:r>
-        <w:rPr>
-          <w:b w:val="0"/>
-          <w:sz w:val="22"/>
-        </w:rPr>
-        <w:t>(d) ABG Analysis</w:t>
-      </w:r>
-    </w:p>
-    <w:p>
-      <w:pPr>
-        <w:spacing w:after="0" w:before="40"/>
-      </w:pPr>
-      <w:r>
-        <w:rPr>
-          <w:b/>
-          <w:sz w:val="22"/>
-        </w:rPr>
-        <w:t>Answer: c</w:t>
-      </w:r>
-    </w:p>
-    <w:p>
-      <w:pPr>
-        <w:spacing w:after="0" w:before="0"/>
-      </w:pPr>
-      <w:r>
-        <w:rPr>
-          <w:b w:val="0"/>
-          <w:sz w:val="21"/>
-        </w:rPr>
-        <w:t>Solution: A central line is used to measure central venous pressure (CVP), which guides fluid therapy in peritonitis/laparotomy.</w:t>
-      </w:r>
-    </w:p>
-    <w:p>
-      <w:pPr>
-        <w:spacing w:after="0" w:before="0"/>
-      </w:pPr>
-      <w:r>
-        <w:rPr>
-          <w:b w:val="0"/>
-          <w:sz w:val="20"/>
-        </w:rPr>
-        <w:t>Positive Marks: 1</w:t>
-      </w:r>
-    </w:p>
-    <w:p>
-      <w:pPr>
-        <w:spacing w:after="160" w:before="0"/>
-      </w:pPr>
-      <w:r>
-        <w:rPr>
-          <w:b w:val="0"/>
-          <w:sz w:val="20"/>
-        </w:rPr>
-        <w:t>Negative Marks: 0.25</w:t>
-      </w:r>
-    </w:p>
-    <w:p>
-      <w:pPr>
-        <w:spacing w:after="20" w:before="120"/>
-      </w:pPr>
-      <w:r>
-        <w:rPr>
-          <w:b/>
-          <w:sz w:val="22"/>
-        </w:rPr>
-        <w:t>Question: What is the name of the outer lip like structure that protects the entrance to the female reproductive system?</w:t>
-      </w:r>
-    </w:p>
-    <w:p>
-      <w:pPr>
-        <w:spacing w:after="0" w:before="0"/>
-      </w:pPr>
-      <w:r>
-        <w:rPr>
-          <w:b w:val="0"/>
-          <w:sz w:val="22"/>
-        </w:rPr>
-        <w:t>(a) Hymen</w:t>
-      </w:r>
-    </w:p>
-    <w:p>
-      <w:pPr>
-        <w:spacing w:after="0" w:before="0"/>
-      </w:pPr>
-      <w:r>
-        <w:rPr>
-          <w:b w:val="0"/>
-          <w:sz w:val="22"/>
-        </w:rPr>
-        <w:t>(b) Labia</w:t>
-      </w:r>
-    </w:p>
-    <w:p>
-      <w:pPr>
-        <w:spacing w:after="0" w:before="0"/>
-      </w:pPr>
-      <w:r>
-        <w:rPr>
-          <w:b w:val="0"/>
-          <w:sz w:val="22"/>
-        </w:rPr>
-        <w:t>(c) Cervix</w:t>
-      </w:r>
-    </w:p>
-    <w:p>
-      <w:pPr>
-        <w:spacing w:after="0" w:before="0"/>
-      </w:pPr>
-      <w:r>
-        <w:rPr>
-          <w:b w:val="0"/>
-          <w:sz w:val="22"/>
-        </w:rPr>
-        <w:t>(d) None of the above</w:t>
-      </w:r>
-    </w:p>
-    <w:p>
-      <w:pPr>
-        <w:spacing w:after="0" w:before="40"/>
-      </w:pPr>
-      <w:r>
-        <w:rPr>
-          <w:b/>
-          <w:sz w:val="22"/>
-        </w:rPr>
-        <w:t>Answer: b</w:t>
-      </w:r>
-    </w:p>
-    <w:p>
-      <w:pPr>
-        <w:spacing w:after="0" w:before="0"/>
-      </w:pPr>
-      <w:r>
-        <w:rPr>
-          <w:b w:val="0"/>
-          <w:sz w:val="21"/>
-        </w:rPr>
-        <w:t>Solution: The labia (labia majora and minora) are the outer lip-like folds protecting the entrance of the female reproductive tract.</w:t>
-      </w:r>
-    </w:p>
-    <w:p>
-      <w:pPr>
-        <w:spacing w:after="0" w:before="0"/>
-      </w:pPr>
-      <w:r>
-        <w:rPr>
-          <w:b w:val="0"/>
-          <w:sz w:val="20"/>
-        </w:rPr>
-        <w:t>Positive Marks: 1</w:t>
-      </w:r>
-    </w:p>
-    <w:p>
-      <w:pPr>
-        <w:spacing w:after="160" w:before="0"/>
-      </w:pPr>
-      <w:r>
-        <w:rPr>
-          <w:b w:val="0"/>
-          <w:sz w:val="20"/>
-        </w:rPr>
-        <w:t>Negative Marks: 0.25</w:t>
-      </w:r>
-    </w:p>
-    <w:p>
-      <w:pPr>
-        <w:spacing w:after="20" w:before="120"/>
-      </w:pPr>
-      <w:r>
-        <w:rPr>
-          <w:b/>
-          <w:sz w:val="22"/>
-        </w:rPr>
-        <w:t>Question: Which of the following color bag is used to discard resection of gangrene part of the patient?</w:t>
-      </w:r>
-    </w:p>
-    <w:p>
-      <w:pPr>
-        <w:spacing w:after="0" w:before="0"/>
-      </w:pPr>
-      <w:r>
-        <w:rPr>
-          <w:b w:val="0"/>
-          <w:sz w:val="22"/>
-        </w:rPr>
-        <w:t>(a) Red</w:t>
-      </w:r>
-    </w:p>
-    <w:p>
-      <w:pPr>
-        <w:spacing w:after="0" w:before="0"/>
-      </w:pPr>
-      <w:r>
-        <w:rPr>
-          <w:b w:val="0"/>
-          <w:sz w:val="22"/>
-        </w:rPr>
-        <w:t>(b) Blue</w:t>
-      </w:r>
-    </w:p>
-    <w:p>
-      <w:pPr>
-        <w:spacing w:after="0" w:before="0"/>
-      </w:pPr>
-      <w:r>
-        <w:rPr>
-          <w:b w:val="0"/>
-          <w:sz w:val="22"/>
-        </w:rPr>
-        <w:t>(c) Yellow</w:t>
-      </w:r>
-    </w:p>
-    <w:p>
-      <w:pPr>
-        <w:spacing w:after="0" w:before="0"/>
-      </w:pPr>
-      <w:r>
-        <w:rPr>
-          <w:b w:val="0"/>
-          <w:sz w:val="22"/>
-        </w:rPr>
-        <w:t>(d) Black</w:t>
-      </w:r>
-    </w:p>
-    <w:p>
-      <w:pPr>
-        <w:spacing w:after="0" w:before="40"/>
-      </w:pPr>
-      <w:r>
-        <w:rPr>
-          <w:b/>
-          <w:sz w:val="22"/>
-        </w:rPr>
-        <w:t>Answer: c</w:t>
-      </w:r>
-    </w:p>
-    <w:p>
-      <w:pPr>
-        <w:spacing w:after="0" w:before="0"/>
-      </w:pPr>
-      <w:r>
-        <w:rPr>
-          <w:b w:val="0"/>
-          <w:sz w:val="21"/>
-        </w:rPr>
-        <w:t>Solution: The color bag that is typically used to discard the resection of gangrene part of a patient is the yellow bag (Option C). The yellow bag, also known as a biohazard bag or infectious waste bag, is specifically designated for the disposal of potentially infectious materials, including tissues and body parts removed during surgical procedures. Gangrene refers to the necrosis or death of body tissue, usually due to a lack of blood supply. When a resection of gangrenous tissue is performed, the removed tissue is considered potentially infectious and should be placed in a yellow bag for proper disposal according to healthcare waste management protocols. This helps to ensure the containment and safe disposal of biohazardous materials. It is important for healthcare facilities to adhere to local regulations and guidelines for the proper handling and disposal of different types of waste.</w:t>
-      </w:r>
-    </w:p>
-    <w:p>
-      <w:pPr>
-        <w:spacing w:after="0" w:before="0"/>
-      </w:pPr>
-      <w:r>
-        <w:rPr>
-          <w:b w:val="0"/>
-          <w:sz w:val="20"/>
-        </w:rPr>
-        <w:t>Positive Marks: 1</w:t>
-      </w:r>
-    </w:p>
-    <w:p>
-      <w:pPr>
-        <w:spacing w:after="160" w:before="0"/>
-      </w:pPr>
-      <w:r>
-        <w:rPr>
-          <w:b w:val="0"/>
-          <w:sz w:val="20"/>
-        </w:rPr>
-        <w:t>Negative Marks: 0.25</w:t>
-      </w:r>
-    </w:p>
-    <w:p>
-      <w:pPr>
-        <w:spacing w:after="20" w:before="120"/>
-      </w:pPr>
-      <w:r>
-        <w:rPr>
-          <w:b/>
-          <w:sz w:val="22"/>
-        </w:rPr>
-        <w:t>Question: During family planning counseling, which method offers the most reliable protection against BOTH pregnancy and sexually transmitted infections?</w:t>
-      </w:r>
-    </w:p>
-    <w:p>
-      <w:pPr>
-        <w:spacing w:after="0" w:before="0"/>
-      </w:pPr>
-      <w:r>
-        <w:rPr>
-          <w:b w:val="0"/>
-          <w:sz w:val="22"/>
-        </w:rPr>
-        <w:t>(a) Male condom</w:t>
-      </w:r>
-    </w:p>
-    <w:p>
-      <w:pPr>
-        <w:spacing w:after="0" w:before="0"/>
-      </w:pPr>
-      <w:r>
-        <w:rPr>
-          <w:b w:val="0"/>
-          <w:sz w:val="22"/>
-        </w:rPr>
-        <w:t>(b) Intrauterine contraceptive device</w:t>
-      </w:r>
-    </w:p>
-    <w:p>
-      <w:pPr>
-        <w:spacing w:after="0" w:before="0"/>
-      </w:pPr>
-      <w:r>
-        <w:rPr>
-          <w:b w:val="0"/>
-          <w:sz w:val="22"/>
-        </w:rPr>
-        <w:t>(c) Coitus interruptus (withdrawal)</w:t>
-      </w:r>
-    </w:p>
-    <w:p>
-      <w:pPr>
-        <w:spacing w:after="0" w:before="0"/>
-      </w:pPr>
-      <w:r>
-        <w:rPr>
-          <w:b w:val="0"/>
-          <w:sz w:val="22"/>
-        </w:rPr>
-        <w:t>(d) Oral contraceptive pills</w:t>
-      </w:r>
-    </w:p>
-    <w:p>
-      <w:pPr>
-        <w:spacing w:after="0" w:before="40"/>
-      </w:pPr>
-      <w:r>
-        <w:rPr>
-          <w:b/>
-          <w:sz w:val="22"/>
-        </w:rPr>
-        <w:t>Answer: a</w:t>
-      </w:r>
-    </w:p>
-    <w:p>
-      <w:pPr>
-        <w:spacing w:after="0" w:before="0"/>
-      </w:pPr>
-      <w:r>
-        <w:rPr>
-          <w:b w:val="0"/>
-          <w:sz w:val="21"/>
-        </w:rPr>
-        <w:t>Solution: Barrier methods, especially the male condom, are the only widely available methods that protect against both pregnancy and STIs when used consistently.</w:t>
-      </w:r>
-    </w:p>
-    <w:p>
-      <w:pPr>
-        <w:spacing w:after="0" w:before="0"/>
-      </w:pPr>
-      <w:r>
-        <w:rPr>
-          <w:b w:val="0"/>
-          <w:sz w:val="20"/>
-        </w:rPr>
-        <w:t>Positive Marks: 1</w:t>
-      </w:r>
-    </w:p>
-    <w:p>
-      <w:pPr>
-        <w:spacing w:after="160" w:before="0"/>
-      </w:pPr>
-      <w:r>
-        <w:rPr>
-          <w:b w:val="0"/>
-          <w:sz w:val="20"/>
-        </w:rPr>
-        <w:t>Negative Marks: 0.25</w:t>
-      </w:r>
-    </w:p>
-    <w:p>
-      <w:pPr>
-        <w:spacing w:after="20" w:before="120"/>
-      </w:pPr>
-      <w:r>
-        <w:rPr>
-          <w:b/>
-          <w:sz w:val="22"/>
-        </w:rPr>
-        <w:t>Question: The earliest sign of hypocalcemia is:</w:t>
-      </w:r>
-    </w:p>
-    <w:p>
-      <w:pPr>
-        <w:spacing w:after="0" w:before="0"/>
-      </w:pPr>
-      <w:r>
-        <w:rPr>
-          <w:b w:val="0"/>
-          <w:sz w:val="22"/>
-        </w:rPr>
-        <w:t>(a) Twitching</w:t>
-      </w:r>
-    </w:p>
-    <w:p>
-      <w:pPr>
-        <w:spacing w:after="0" w:before="0"/>
-      </w:pPr>
-      <w:r>
-        <w:rPr>
-          <w:b w:val="0"/>
-          <w:sz w:val="22"/>
-        </w:rPr>
-        <w:t>(b) Negative Chvostek's sign</w:t>
-      </w:r>
-    </w:p>
-    <w:p>
-      <w:pPr>
-        <w:spacing w:after="0" w:before="0"/>
-      </w:pPr>
-      <w:r>
-        <w:rPr>
-          <w:b w:val="0"/>
-          <w:sz w:val="22"/>
-        </w:rPr>
-        <w:t>(c) Exaggerated DTRs</w:t>
-      </w:r>
-    </w:p>
-    <w:p>
-      <w:pPr>
-        <w:spacing w:after="0" w:before="0"/>
-      </w:pPr>
-      <w:r>
-        <w:rPr>
-          <w:b w:val="0"/>
-          <w:sz w:val="22"/>
-        </w:rPr>
-        <w:t>(d) Weakness</w:t>
-      </w:r>
-    </w:p>
-    <w:p>
-      <w:pPr>
-        <w:spacing w:after="0" w:before="40"/>
-      </w:pPr>
-      <w:r>
-        <w:rPr>
-          <w:b/>
-          <w:sz w:val="22"/>
-        </w:rPr>
-        <w:t>Answer: a</w:t>
-      </w:r>
-    </w:p>
-    <w:p>
-      <w:pPr>
-        <w:spacing w:after="0" w:before="0"/>
-      </w:pPr>
-      <w:r>
-        <w:rPr>
-          <w:b w:val="0"/>
-          <w:sz w:val="21"/>
-        </w:rPr>
-        <w:t>Solution: Twitching (neuromuscular irritability) is the earliest sign of hypocalcemia.</w:t>
-      </w:r>
-    </w:p>
-    <w:p>
-      <w:pPr>
-        <w:spacing w:after="0" w:before="0"/>
-      </w:pPr>
-      <w:r>
-        <w:rPr>
-          <w:b w:val="0"/>
-          <w:sz w:val="20"/>
-        </w:rPr>
-        <w:t>Positive Marks: 1</w:t>
-      </w:r>
-    </w:p>
-    <w:p>
-      <w:pPr>
-        <w:spacing w:after="160" w:before="0"/>
-      </w:pPr>
-      <w:r>
-        <w:rPr>
-          <w:b w:val="0"/>
-          <w:sz w:val="20"/>
-        </w:rPr>
-        <w:t>Negative Marks: 0.25</w:t>
-      </w:r>
-    </w:p>
-    <w:p>
-      <w:pPr>
-        <w:spacing w:after="20" w:before="120"/>
-      </w:pPr>
-      <w:r>
-        <w:rPr>
-          <w:b/>
-          <w:sz w:val="22"/>
-        </w:rPr>
-        <w:t>Question: The nurse is preparing to administer a viscous, irritating drug by IM injection. Which technique is most appropriate?</w:t>
-      </w:r>
-    </w:p>
-    <w:p>
-      <w:pPr>
-        <w:spacing w:after="0" w:before="0"/>
-      </w:pPr>
-      <w:r>
-        <w:rPr>
-          <w:b w:val="0"/>
-          <w:sz w:val="22"/>
-        </w:rPr>
-        <w:t>(a) Aspirate and inject rapidly</w:t>
-      </w:r>
-    </w:p>
-    <w:p>
-      <w:pPr>
-        <w:spacing w:after="0" w:before="0"/>
-      </w:pPr>
-      <w:r>
-        <w:rPr>
-          <w:b w:val="0"/>
-          <w:sz w:val="22"/>
-        </w:rPr>
-        <w:t>(b) Use the Z-track method</w:t>
-      </w:r>
-    </w:p>
-    <w:p>
-      <w:pPr>
-        <w:spacing w:after="0" w:before="0"/>
-      </w:pPr>
-      <w:r>
-        <w:rPr>
-          <w:b w:val="0"/>
-          <w:sz w:val="22"/>
-        </w:rPr>
-        <w:t>(c) Inject 2 mL into the deltoid</w:t>
-      </w:r>
-    </w:p>
-    <w:p>
-      <w:pPr>
-        <w:spacing w:after="0" w:before="0"/>
-      </w:pPr>
-      <w:r>
-        <w:rPr>
-          <w:b w:val="0"/>
-          <w:sz w:val="22"/>
-        </w:rPr>
-        <w:t>(d) Use the air-lock technique with a 45° angle</w:t>
-      </w:r>
-    </w:p>
-    <w:p>
-      <w:pPr>
-        <w:spacing w:after="0" w:before="40"/>
-      </w:pPr>
-      <w:r>
-        <w:rPr>
-          <w:b/>
-          <w:sz w:val="22"/>
-        </w:rPr>
-        <w:t>Answer: b</w:t>
-      </w:r>
-    </w:p>
-    <w:p>
-      <w:pPr>
-        <w:spacing w:after="0" w:before="0"/>
-      </w:pPr>
-      <w:r>
-        <w:rPr>
-          <w:b w:val="0"/>
-          <w:sz w:val="21"/>
-        </w:rPr>
-        <w:t>Solution: Z-track injection seals the drug track and prevents leakage of irritating drugs into subcutaneous tissue; the ventrogluteal site is preferred for such drugs.</w:t>
-      </w:r>
-    </w:p>
-    <w:p>
-      <w:pPr>
-        <w:spacing w:after="0" w:before="0"/>
-      </w:pPr>
-      <w:r>
-        <w:rPr>
-          <w:b w:val="0"/>
-          <w:sz w:val="20"/>
-        </w:rPr>
-        <w:t>Positive Marks: 1</w:t>
-      </w:r>
-    </w:p>
-    <w:p>
-      <w:pPr>
-        <w:spacing w:after="160" w:before="0"/>
-      </w:pPr>
-      <w:r>
-        <w:rPr>
-          <w:b w:val="0"/>
-          <w:sz w:val="20"/>
-        </w:rPr>
-        <w:t>Negative Marks: 0.25</w:t>
-      </w:r>
-    </w:p>
-    <w:p>
-      <w:pPr>
-        <w:spacing w:after="20" w:before="120"/>
-      </w:pPr>
-      <w:r>
-        <w:rPr>
-          <w:b/>
-          <w:sz w:val="22"/>
-        </w:rPr>
-        <w:t>Question: What is the immediate priority nursing action following a needle stick injury from a HIV-positive patient?</w:t>
-      </w:r>
-    </w:p>
-    <w:p>
-      <w:pPr>
-        <w:spacing w:after="0" w:before="0"/>
-      </w:pPr>
-      <w:r>
-        <w:rPr>
-          <w:b w:val="0"/>
-          <w:sz w:val="22"/>
-        </w:rPr>
-        <w:t>(a) Squeeze out the blood forcefully</w:t>
-      </w:r>
-    </w:p>
-    <w:p>
-      <w:pPr>
-        <w:spacing w:after="0" w:before="0"/>
-      </w:pPr>
-      <w:r>
-        <w:rPr>
-          <w:b w:val="0"/>
-          <w:sz w:val="22"/>
-        </w:rPr>
-        <w:t>(b) Give incision to the injury</w:t>
-      </w:r>
-    </w:p>
-    <w:p>
-      <w:pPr>
-        <w:spacing w:after="0" w:before="0"/>
-      </w:pPr>
-      <w:r>
-        <w:rPr>
-          <w:b w:val="0"/>
-          <w:sz w:val="22"/>
-        </w:rPr>
-        <w:t>(c) Wash immediately with soap and running water</w:t>
-      </w:r>
-    </w:p>
-    <w:p>
-      <w:pPr>
-        <w:spacing w:after="0" w:before="0"/>
-      </w:pPr>
-      <w:r>
-        <w:rPr>
-          <w:b w:val="0"/>
-          <w:sz w:val="22"/>
-        </w:rPr>
-        <w:t>(d) Suck out the blood</w:t>
-      </w:r>
-    </w:p>
-    <w:p>
-      <w:pPr>
-        <w:spacing w:after="0" w:before="40"/>
-      </w:pPr>
-      <w:r>
-        <w:rPr>
-          <w:b/>
-          <w:sz w:val="22"/>
-        </w:rPr>
-        <w:t>Answer: c</w:t>
-      </w:r>
-    </w:p>
-    <w:p>
-      <w:pPr>
-        <w:spacing w:after="0" w:before="0"/>
-      </w:pPr>
-      <w:r>
-        <w:rPr>
-          <w:b w:val="0"/>
-          <w:sz w:val="21"/>
-        </w:rPr>
-        <w:t>Solution: Immediate management of occupational exposure involves washing the affected site thoroughly with soap and running water. Do not scrub or squeeze the wound.</w:t>
-      </w:r>
-    </w:p>
-    <w:p>
-      <w:pPr>
-        <w:spacing w:after="0" w:before="0"/>
-      </w:pPr>
-      <w:r>
-        <w:rPr>
-          <w:b w:val="0"/>
-          <w:sz w:val="20"/>
-        </w:rPr>
-        <w:t>Positive Marks: 1</w:t>
-      </w:r>
-    </w:p>
-    <w:p>
-      <w:pPr>
-        <w:spacing w:after="160" w:before="0"/>
-      </w:pPr>
-      <w:r>
-        <w:rPr>
-          <w:b w:val="0"/>
-          <w:sz w:val="20"/>
-        </w:rPr>
-        <w:t>Negative Marks: 0.25</w:t>
-      </w:r>
-    </w:p>
-    <w:p>
-      <w:pPr>
-        <w:spacing w:after="20" w:before="120"/>
-      </w:pPr>
-      <w:r>
-        <w:rPr>
-          <w:b/>
-          <w:sz w:val="22"/>
-        </w:rPr>
-        <w:t>Question: What are the best things to break chain of infection?</w:t>
-      </w:r>
-    </w:p>
-    <w:p>
-      <w:pPr>
-        <w:spacing w:after="0" w:before="0"/>
-      </w:pPr>
-      <w:r>
-        <w:rPr>
-          <w:b w:val="0"/>
-          <w:sz w:val="22"/>
-        </w:rPr>
-        <w:t>(a) Hand wash</w:t>
-      </w:r>
-    </w:p>
-    <w:p>
-      <w:pPr>
-        <w:spacing w:after="0" w:before="0"/>
-      </w:pPr>
-      <w:r>
-        <w:rPr>
-          <w:b w:val="0"/>
-          <w:sz w:val="22"/>
-        </w:rPr>
-        <w:t>(b) Gown and glows for respiratory patient</w:t>
-      </w:r>
-    </w:p>
-    <w:p>
-      <w:pPr>
-        <w:spacing w:after="0" w:before="0"/>
-      </w:pPr>
-      <w:r>
-        <w:rPr>
-          <w:b w:val="0"/>
-          <w:sz w:val="22"/>
-        </w:rPr>
-        <w:t>(c) Gloves for all patient before body touch</w:t>
-      </w:r>
-    </w:p>
-    <w:p>
-      <w:pPr>
-        <w:spacing w:after="0" w:before="0"/>
-      </w:pPr>
-      <w:r>
-        <w:rPr>
-          <w:b w:val="0"/>
-          <w:sz w:val="22"/>
-        </w:rPr>
-        <w:t>(d) All of the above</w:t>
-      </w:r>
-    </w:p>
-    <w:p>
-      <w:pPr>
-        <w:spacing w:after="0" w:before="40"/>
-      </w:pPr>
-      <w:r>
-        <w:rPr>
-          <w:b/>
-          <w:sz w:val="22"/>
-        </w:rPr>
-        <w:t>Answer: a</w:t>
-      </w:r>
-    </w:p>
-    <w:p>
-      <w:pPr>
-        <w:spacing w:after="0" w:before="0"/>
-      </w:pPr>
-      <w:r>
-        <w:rPr>
-          <w:b w:val="0"/>
-          <w:sz w:val="21"/>
-        </w:rPr>
-        <w:t>Solution: The spread of an infection within a community is described as a "chain," several interconnected steps that describe how a pathogen moves about. Infection control and contact tracing are meant to break the chain, preventing a pathogen from spreading. Hand hygiene plays an important role in spreading germs and is a very effective way to control the spread of chain of infection includes washing hands with soap and water, or using an alcohol-based hand rub.</w:t>
-      </w:r>
-    </w:p>
-    <w:p>
-      <w:pPr>
-        <w:spacing w:after="0" w:before="0"/>
-      </w:pPr>
-      <w:r>
-        <w:rPr>
-          <w:b w:val="0"/>
-          <w:sz w:val="20"/>
-        </w:rPr>
-        <w:t>Positive Marks: 1</w:t>
-      </w:r>
-    </w:p>
-    <w:p>
-      <w:pPr>
-        <w:spacing w:after="160" w:before="0"/>
-      </w:pPr>
-      <w:r>
-        <w:rPr>
-          <w:b w:val="0"/>
-          <w:sz w:val="20"/>
-        </w:rPr>
-        <w:t>Negative Marks: 0.25</w:t>
-      </w:r>
-    </w:p>
-    <w:p>
-      <w:pPr>
-        <w:spacing w:after="20" w:before="120"/>
-      </w:pPr>
-      <w:r>
-        <w:rPr>
-          <w:b/>
-          <w:sz w:val="22"/>
-        </w:rPr>
-        <w:t>Question: A child is on chemotherapy. The nurse should teacher the mother about the following; except:</w:t>
-      </w:r>
-    </w:p>
-    <w:p>
-      <w:pPr>
-        <w:spacing w:after="0" w:before="0"/>
-      </w:pPr>
-      <w:r>
-        <w:rPr>
-          <w:b w:val="0"/>
-          <w:sz w:val="22"/>
-        </w:rPr>
-        <w:t>(a) Brush two times</w:t>
-      </w:r>
-    </w:p>
-    <w:p>
-      <w:pPr>
-        <w:spacing w:after="0" w:before="0"/>
-      </w:pPr>
-      <w:r>
-        <w:rPr>
-          <w:b w:val="0"/>
-          <w:sz w:val="22"/>
-        </w:rPr>
-        <w:t>(b) Sitz bath</w:t>
-      </w:r>
-    </w:p>
-    <w:p>
-      <w:pPr>
-        <w:spacing w:after="0" w:before="0"/>
-      </w:pPr>
-      <w:r>
-        <w:rPr>
-          <w:b w:val="0"/>
-          <w:sz w:val="22"/>
-        </w:rPr>
-        <w:t>(c) Hand washing</w:t>
-      </w:r>
-    </w:p>
-    <w:p>
-      <w:pPr>
-        <w:spacing w:after="0" w:before="0"/>
-      </w:pPr>
-      <w:r>
-        <w:rPr>
-          <w:b w:val="0"/>
-          <w:sz w:val="22"/>
-        </w:rPr>
-        <w:t>(d) Avoid crowded place</w:t>
-      </w:r>
-    </w:p>
-    <w:p>
-      <w:pPr>
-        <w:spacing w:after="0" w:before="40"/>
-      </w:pPr>
-      <w:r>
-        <w:rPr>
-          <w:b/>
-          <w:sz w:val="22"/>
-        </w:rPr>
-        <w:t>Answer: b</w:t>
-      </w:r>
-    </w:p>
-    <w:p>
-      <w:pPr>
-        <w:spacing w:after="0" w:before="0"/>
-      </w:pPr>
-      <w:r>
-        <w:rPr>
-          <w:b w:val="0"/>
-          <w:sz w:val="21"/>
-        </w:rPr>
-        <w:t>Solution: The mother is taught hand washing, avoiding crowded places and oral care; a sitz bath is not relevant to chemotherapy care.</w:t>
-      </w:r>
-    </w:p>
-    <w:p>
-      <w:pPr>
-        <w:spacing w:after="0" w:before="0"/>
-      </w:pPr>
-      <w:r>
-        <w:rPr>
-          <w:b w:val="0"/>
-          <w:sz w:val="20"/>
-        </w:rPr>
-        <w:t>Positive Marks: 1</w:t>
-      </w:r>
-    </w:p>
-    <w:p>
-      <w:pPr>
-        <w:spacing w:after="160" w:before="0"/>
-      </w:pPr>
-      <w:r>
-        <w:rPr>
-          <w:b w:val="0"/>
-          <w:sz w:val="20"/>
-        </w:rPr>
-        <w:t>Negative Marks: 0.25</w:t>
-      </w:r>
-    </w:p>
-    <w:p>
-      <w:pPr>
-        <w:spacing w:after="20" w:before="120"/>
-      </w:pPr>
-      <w:r>
-        <w:rPr>
-          <w:b/>
-          <w:sz w:val="22"/>
-        </w:rPr>
-        <w:t>Question: The normal newborn hemoglobin level is:</w:t>
-      </w:r>
-    </w:p>
-    <w:p>
-      <w:pPr>
-        <w:spacing w:after="0" w:before="0"/>
-      </w:pPr>
-      <w:r>
-        <w:rPr>
-          <w:b w:val="0"/>
-          <w:sz w:val="22"/>
-        </w:rPr>
-        <w:t>(a) 10-12 g/dl</w:t>
-      </w:r>
-    </w:p>
-    <w:p>
-      <w:pPr>
-        <w:spacing w:after="0" w:before="0"/>
-      </w:pPr>
-      <w:r>
-        <w:rPr>
-          <w:b w:val="0"/>
-          <w:sz w:val="22"/>
-        </w:rPr>
-        <w:t>(b) 17-20 g/dl</w:t>
-      </w:r>
-    </w:p>
-    <w:p>
-      <w:pPr>
-        <w:spacing w:after="0" w:before="0"/>
-      </w:pPr>
-      <w:r>
-        <w:rPr>
-          <w:b w:val="0"/>
-          <w:sz w:val="22"/>
-        </w:rPr>
-        <w:t>(c) 12-14 g/dl</w:t>
-      </w:r>
-    </w:p>
-    <w:p>
-      <w:pPr>
-        <w:spacing w:after="0" w:before="0"/>
-      </w:pPr>
-      <w:r>
-        <w:rPr>
-          <w:b w:val="0"/>
-          <w:sz w:val="22"/>
-        </w:rPr>
-        <w:t>(d) 20-25 g/dl</w:t>
-      </w:r>
-    </w:p>
-    <w:p>
-      <w:pPr>
-        <w:spacing w:after="0" w:before="40"/>
-      </w:pPr>
-      <w:r>
-        <w:rPr>
-          <w:b/>
-          <w:sz w:val="22"/>
-        </w:rPr>
-        <w:t>Answer: b</w:t>
-      </w:r>
-    </w:p>
-    <w:p>
-      <w:pPr>
-        <w:spacing w:after="0" w:before="0"/>
-      </w:pPr>
-      <w:r>
-        <w:rPr>
-          <w:b w:val="0"/>
-          <w:sz w:val="21"/>
-        </w:rPr>
-        <w:t>Solution: The normal newborn haemoglobin level is 17-20 g/dl.</w:t>
-      </w:r>
-    </w:p>
-    <w:p>
-      <w:pPr>
-        <w:spacing w:after="0" w:before="0"/>
-      </w:pPr>
-      <w:r>
-        <w:rPr>
-          <w:b w:val="0"/>
-          <w:sz w:val="20"/>
-        </w:rPr>
-        <w:t>Positive Marks: 1</w:t>
-      </w:r>
-    </w:p>
-    <w:p>
-      <w:pPr>
-        <w:spacing w:after="160" w:before="0"/>
-      </w:pPr>
-      <w:r>
-        <w:rPr>
-          <w:b w:val="0"/>
-          <w:sz w:val="20"/>
-        </w:rPr>
-        <w:t>Negative Marks: 0.25</w:t>
-      </w:r>
-    </w:p>
-    <w:p>
-      <w:pPr>
-        <w:spacing w:after="20" w:before="120"/>
-      </w:pPr>
-      <w:r>
-        <w:rPr>
-          <w:b/>
-          <w:sz w:val="22"/>
-        </w:rPr>
-        <w:t>Question: What should be the immediate action in cases of severe bleeding?</w:t>
-      </w:r>
-    </w:p>
-    <w:p>
-      <w:pPr>
-        <w:spacing w:after="0" w:before="0"/>
-      </w:pPr>
-      <w:r>
-        <w:rPr>
-          <w:b w:val="0"/>
-          <w:sz w:val="22"/>
-        </w:rPr>
-        <w:t>(a) apply pressure to the wound</w:t>
-      </w:r>
-    </w:p>
-    <w:p>
-      <w:pPr>
-        <w:spacing w:after="0" w:before="0"/>
-      </w:pPr>
-      <w:r>
-        <w:rPr>
-          <w:b w:val="0"/>
-          <w:sz w:val="22"/>
-        </w:rPr>
-        <w:t>(b) put a dressing over the wound</w:t>
-      </w:r>
-    </w:p>
-    <w:p>
-      <w:pPr>
-        <w:spacing w:after="0" w:before="0"/>
-      </w:pPr>
-      <w:r>
-        <w:rPr>
-          <w:b w:val="0"/>
-          <w:sz w:val="22"/>
-        </w:rPr>
-        <w:t>(c) cover it with a pad of soft material</w:t>
-      </w:r>
-    </w:p>
-    <w:p>
-      <w:pPr>
-        <w:spacing w:after="0" w:before="0"/>
-      </w:pPr>
-      <w:r>
-        <w:rPr>
-          <w:b w:val="0"/>
-          <w:sz w:val="22"/>
-        </w:rPr>
-        <w:t>(d) call for medical assistance</w:t>
-      </w:r>
-    </w:p>
-    <w:p>
-      <w:pPr>
-        <w:spacing w:after="0" w:before="40"/>
-      </w:pPr>
-      <w:r>
-        <w:rPr>
-          <w:b/>
-          <w:sz w:val="22"/>
-        </w:rPr>
-        <w:t>Answer: a</w:t>
-      </w:r>
-    </w:p>
-    <w:p>
-      <w:pPr>
-        <w:spacing w:after="0" w:before="0"/>
-      </w:pPr>
-      <w:r>
-        <w:rPr>
-          <w:b w:val="0"/>
-          <w:sz w:val="21"/>
-        </w:rPr>
-        <w:t>Solution: The immediate action in severe bleeding is to apply firm direct pressure over the wound.</w:t>
-      </w:r>
-    </w:p>
-    <w:p>
-      <w:pPr>
-        <w:spacing w:after="0" w:before="0"/>
-      </w:pPr>
-      <w:r>
-        <w:rPr>
-          <w:b w:val="0"/>
-          <w:sz w:val="20"/>
-        </w:rPr>
-        <w:t>Positive Marks: 1</w:t>
-      </w:r>
-    </w:p>
-    <w:p>
-      <w:pPr>
-        <w:spacing w:after="160" w:before="0"/>
-      </w:pPr>
-      <w:r>
-        <w:rPr>
-          <w:b w:val="0"/>
-          <w:sz w:val="20"/>
-        </w:rPr>
-        <w:t>Negative Marks: 0.25</w:t>
-      </w:r>
-    </w:p>
-    <w:p>
-      <w:pPr>
-        <w:spacing w:after="20" w:before="120"/>
-      </w:pPr>
-      <w:r>
-        <w:rPr>
-          <w:b/>
-          <w:sz w:val="22"/>
-        </w:rPr>
-        <w:t>Question: Which of the following vaccine is kept in freezer compartment in refrigerator?</w:t>
-      </w:r>
-    </w:p>
-    <w:p>
-      <w:pPr>
-        <w:spacing w:after="0" w:before="0"/>
-      </w:pPr>
-      <w:r>
-        <w:rPr>
-          <w:b w:val="0"/>
-          <w:sz w:val="22"/>
-        </w:rPr>
-        <w:t>(a) DPT</w:t>
-      </w:r>
-    </w:p>
-    <w:p>
-      <w:pPr>
-        <w:spacing w:after="0" w:before="0"/>
-      </w:pPr>
-      <w:r>
-        <w:rPr>
-          <w:b w:val="0"/>
-          <w:sz w:val="22"/>
-        </w:rPr>
-        <w:t>(b) T.T</w:t>
-      </w:r>
-    </w:p>
-    <w:p>
-      <w:pPr>
-        <w:spacing w:after="0" w:before="0"/>
-      </w:pPr>
-      <w:r>
-        <w:rPr>
-          <w:b w:val="0"/>
-          <w:sz w:val="22"/>
-        </w:rPr>
-        <w:t>(c) Measles</w:t>
-      </w:r>
-    </w:p>
-    <w:p>
-      <w:pPr>
-        <w:spacing w:after="0" w:before="0"/>
-      </w:pPr>
-      <w:r>
-        <w:rPr>
-          <w:b w:val="0"/>
-          <w:sz w:val="22"/>
-        </w:rPr>
-        <w:t>(d) Hepatitis B</w:t>
-      </w:r>
-    </w:p>
-    <w:p>
-      <w:pPr>
-        <w:spacing w:after="0" w:before="40"/>
-      </w:pPr>
-      <w:r>
-        <w:rPr>
-          <w:b/>
-          <w:sz w:val="22"/>
-        </w:rPr>
-        <w:t>Answer: b</w:t>
-      </w:r>
-    </w:p>
-    <w:p>
-      <w:pPr>
-        <w:spacing w:after="0" w:before="0"/>
-      </w:pPr>
-      <w:r>
-        <w:rPr>
-          <w:b w:val="0"/>
-          <w:sz w:val="21"/>
-        </w:rPr>
-        <w:t>Solution: The vaccine that is kept in the freezer compartment of a refrigerator is the Measles vaccine. Measles vaccine, like many other live vaccines, needs to be stored at low temperatures to maintain its efficacy. The recommended storage temperature for the measles vaccine is between -50°C and -15°C. This temperature range ensures that the vaccine remains stable and retains its potency. The freezer compartment of a refrigerator provides the necessary cold storage for vaccines that require ultra-low temperatures. Important instruments in OBE vaccine</w:t>
-      </w:r>
-    </w:p>
-    <w:p>
-      <w:pPr>
-        <w:spacing w:after="0" w:before="0"/>
-      </w:pPr>
-      <w:r>
-        <w:rPr>
-          <w:b w:val="0"/>
-          <w:sz w:val="20"/>
-        </w:rPr>
-        <w:t>Positive Marks: 1</w:t>
-      </w:r>
-    </w:p>
-    <w:p>
-      <w:pPr>
-        <w:spacing w:after="160" w:before="0"/>
-      </w:pPr>
-      <w:r>
-        <w:rPr>
-          <w:b w:val="0"/>
-          <w:sz w:val="20"/>
-        </w:rPr>
-        <w:t>Negative Marks: 0.25</w:t>
-      </w:r>
-    </w:p>
-    <w:p>
-      <w:pPr>
-        <w:spacing w:after="20" w:before="120"/>
-      </w:pPr>
-      <w:r>
-        <w:rPr>
-          <w:b/>
-          <w:sz w:val="22"/>
-        </w:rPr>
-        <w:t>Question: The normal pulse rate of a newborn is:</w:t>
-      </w:r>
-    </w:p>
-    <w:p>
-      <w:pPr>
-        <w:spacing w:after="0" w:before="0"/>
-      </w:pPr>
-      <w:r>
-        <w:rPr>
-          <w:b w:val="0"/>
-          <w:sz w:val="22"/>
-        </w:rPr>
-        <w:t>(a) 60-80 beats/min</w:t>
-      </w:r>
-    </w:p>
-    <w:p>
-      <w:pPr>
-        <w:spacing w:after="0" w:before="0"/>
-      </w:pPr>
-      <w:r>
-        <w:rPr>
-          <w:b w:val="0"/>
-          <w:sz w:val="22"/>
-        </w:rPr>
-        <w:t>(b) 160-200 beats/min</w:t>
-      </w:r>
-    </w:p>
-    <w:p>
-      <w:pPr>
-        <w:spacing w:after="0" w:before="0"/>
-      </w:pPr>
-      <w:r>
-        <w:rPr>
-          <w:b w:val="0"/>
-          <w:sz w:val="22"/>
-        </w:rPr>
-        <w:t>(c) 100-160 beats/min</w:t>
-      </w:r>
-    </w:p>
-    <w:p>
-      <w:pPr>
-        <w:spacing w:after="0" w:before="0"/>
-      </w:pPr>
-      <w:r>
-        <w:rPr>
-          <w:b w:val="0"/>
-          <w:sz w:val="22"/>
-        </w:rPr>
-        <w:t>(d) 80-100 beats/min</w:t>
-      </w:r>
-    </w:p>
-    <w:p>
-      <w:pPr>
-        <w:spacing w:after="0" w:before="40"/>
-      </w:pPr>
-      <w:r>
-        <w:rPr>
-          <w:b/>
-          <w:sz w:val="22"/>
-        </w:rPr>
-        <w:t>Answer: c</w:t>
-      </w:r>
-    </w:p>
-    <w:p>
-      <w:pPr>
-        <w:spacing w:after="0" w:before="0"/>
-      </w:pPr>
-      <w:r>
-        <w:rPr>
-          <w:b w:val="0"/>
-          <w:sz w:val="21"/>
-        </w:rPr>
-        <w:t>Solution: The normal newborn heart rate is 100-160 beats per minute (may reach 180 during crying).</w:t>
-      </w:r>
-    </w:p>
-    <w:p>
-      <w:pPr>
-        <w:spacing w:after="0" w:before="0"/>
-      </w:pPr>
-      <w:r>
-        <w:rPr>
-          <w:b w:val="0"/>
-          <w:sz w:val="20"/>
-        </w:rPr>
-        <w:t>Positive Marks: 1</w:t>
-      </w:r>
-    </w:p>
-    <w:p>
-      <w:pPr>
-        <w:spacing w:after="160" w:before="0"/>
-      </w:pPr>
-      <w:r>
-        <w:rPr>
-          <w:b w:val="0"/>
-          <w:sz w:val="20"/>
-        </w:rPr>
-        <w:t>Negative Marks: 0.25</w:t>
-      </w:r>
-    </w:p>
-    <w:p>
-      <w:pPr>
-        <w:spacing w:after="20" w:before="120"/>
-      </w:pPr>
-      <w:r>
-        <w:rPr>
-          <w:b/>
-          <w:sz w:val="22"/>
-        </w:rPr>
-        <w:t>Question: A client develops anaphylaxis after a bee sting. What is the nurse's priority intervention?</w:t>
-      </w:r>
-    </w:p>
-    <w:p>
-      <w:pPr>
-        <w:spacing w:after="0" w:before="0"/>
-      </w:pPr>
-      <w:r>
-        <w:rPr>
-          <w:b w:val="0"/>
-          <w:sz w:val="22"/>
-        </w:rPr>
-        <w:t>(a) Give an oral antihistamine</w:t>
-      </w:r>
-    </w:p>
-    <w:p>
-      <w:pPr>
-        <w:spacing w:after="0" w:before="0"/>
-      </w:pPr>
-      <w:r>
-        <w:rPr>
-          <w:b w:val="0"/>
-          <w:sz w:val="22"/>
-        </w:rPr>
-        <w:t>(b) Apply oxygen by face mask</w:t>
-      </w:r>
-    </w:p>
-    <w:p>
-      <w:pPr>
-        <w:spacing w:after="0" w:before="0"/>
-      </w:pPr>
-      <w:r>
-        <w:rPr>
-          <w:b w:val="0"/>
-          <w:sz w:val="22"/>
-        </w:rPr>
-        <w:t>(c) Establish IV access first</w:t>
-      </w:r>
-    </w:p>
-    <w:p>
-      <w:pPr>
-        <w:spacing w:after="0" w:before="0"/>
-      </w:pPr>
-      <w:r>
-        <w:rPr>
-          <w:b w:val="0"/>
-          <w:sz w:val="22"/>
-        </w:rPr>
-        <w:t>(d) Administer epinephrine IM immediately</w:t>
-      </w:r>
-    </w:p>
-    <w:p>
-      <w:pPr>
-        <w:spacing w:after="0" w:before="40"/>
-      </w:pPr>
-      <w:r>
-        <w:rPr>
-          <w:b/>
-          <w:sz w:val="22"/>
-        </w:rPr>
-        <w:t>Answer: d</w:t>
-      </w:r>
-    </w:p>
-    <w:p>
-      <w:pPr>
-        <w:spacing w:after="0" w:before="0"/>
-      </w:pPr>
-      <w:r>
-        <w:rPr>
-          <w:b w:val="0"/>
-          <w:sz w:val="21"/>
-        </w:rPr>
-        <w:t>Solution: Epinephrine IM is the first-line, life-saving treatment for anaphylaxis; it reverses bronchospasm, laryngeal edema and hypotension.</w:t>
-      </w:r>
-    </w:p>
-    <w:p>
-      <w:pPr>
-        <w:spacing w:after="0" w:before="0"/>
-      </w:pPr>
-      <w:r>
-        <w:rPr>
-          <w:b w:val="0"/>
-          <w:sz w:val="20"/>
-        </w:rPr>
-        <w:t>Positive Marks: 1</w:t>
-      </w:r>
-    </w:p>
-    <w:p>
-      <w:pPr>
-        <w:spacing w:after="160" w:before="0"/>
-      </w:pPr>
-      <w:r>
-        <w:rPr>
-          <w:b w:val="0"/>
-          <w:sz w:val="20"/>
-        </w:rPr>
-        <w:t>Negative Marks: 0.25</w:t>
-      </w:r>
-    </w:p>
-    <w:p>
-      <w:pPr>
-        <w:spacing w:after="20" w:before="120"/>
-      </w:pPr>
-      <w:r>
-        <w:rPr>
-          <w:b/>
-          <w:sz w:val="22"/>
-        </w:rPr>
-        <w:t>Question: A client with a newly applied below-elbow cast reports severe pain and numbness in the fingers. Which assessment finding requires IMMEDIATE action?</w:t>
-      </w:r>
-    </w:p>
-    <w:p>
-      <w:pPr>
-        <w:spacing w:after="0" w:before="0"/>
-      </w:pPr>
-      <w:r>
-        <w:rPr>
-          <w:b w:val="0"/>
-          <w:sz w:val="22"/>
-        </w:rPr>
-        <w:t>(a) The cast is still damp</w:t>
-      </w:r>
-    </w:p>
-    <w:p>
-      <w:pPr>
-        <w:spacing w:after="0" w:before="0"/>
-      </w:pPr>
-      <w:r>
-        <w:rPr>
-          <w:b w:val="0"/>
-          <w:sz w:val="22"/>
-        </w:rPr>
-        <w:t>(b) Capillary refill of 4 seconds with dusky fingers</w:t>
-      </w:r>
-    </w:p>
-    <w:p>
-      <w:pPr>
-        <w:spacing w:after="0" w:before="0"/>
-      </w:pPr>
-      <w:r>
-        <w:rPr>
-          <w:b w:val="0"/>
-          <w:sz w:val="22"/>
-        </w:rPr>
-        <w:t>(c) Slight swelling of the fingers</w:t>
-      </w:r>
-    </w:p>
-    <w:p>
-      <w:pPr>
-        <w:spacing w:after="0" w:before="0"/>
-      </w:pPr>
-      <w:r>
-        <w:rPr>
-          <w:b w:val="0"/>
-          <w:sz w:val="22"/>
-        </w:rPr>
-        <w:t>(d) Mild itching under the cast</w:t>
-      </w:r>
-    </w:p>
-    <w:p>
-      <w:pPr>
-        <w:spacing w:after="0" w:before="40"/>
-      </w:pPr>
-      <w:r>
-        <w:rPr>
-          <w:b/>
-          <w:sz w:val="22"/>
-        </w:rPr>
-        <w:t>Answer: b</w:t>
-      </w:r>
-    </w:p>
-    <w:p>
-      <w:pPr>
-        <w:spacing w:after="0" w:before="0"/>
-      </w:pPr>
-      <w:r>
-        <w:rPr>
-          <w:b w:val="0"/>
-          <w:sz w:val="21"/>
-        </w:rPr>
-        <w:t>Solution: Prolonged capillary refill with duskiness indicates circulatory compromise/compartment syndrome; the cast must be loosened and the provider notified immediately.</w:t>
-      </w:r>
-    </w:p>
-    <w:p>
-      <w:pPr>
-        <w:spacing w:after="0" w:before="0"/>
-      </w:pPr>
-      <w:r>
-        <w:rPr>
-          <w:b w:val="0"/>
-          <w:sz w:val="20"/>
-        </w:rPr>
-        <w:t>Positive Marks: 1</w:t>
-      </w:r>
-    </w:p>
-    <w:p>
-      <w:pPr>
-        <w:spacing w:after="160" w:before="0"/>
-      </w:pPr>
-      <w:r>
-        <w:rPr>
-          <w:b w:val="0"/>
-          <w:sz w:val="20"/>
-        </w:rPr>
-        <w:t>Negative Marks: 0.25</w:t>
+      <w:r>
+        <w:t xml:space="preserve">Question: A patient with acute gastroenteritis has some dehydration and is tolerating ORS. The nurse should reassess the patient:</w:t>
+      </w:r>
+    </w:p>
+    <w:p>
+      <w:r>
+        <w:t xml:space="preserve">(a) After 4 hours of ORS (Plan B)</w:t>
+      </w:r>
+    </w:p>
+    <w:p>
+      <w:r>
+        <w:t xml:space="preserve">(b) After a week</w:t>
+      </w:r>
+    </w:p>
+    <w:p>
+      <w:r>
+        <w:t xml:space="preserve">(c) Only at discharge</w:t>
+      </w:r>
+    </w:p>
+    <w:p>
+      <w:r>
+        <w:t xml:space="preserve">(d) Never</w:t>
+      </w:r>
+    </w:p>
+    <w:p>
+      <w:r>
+        <w:t xml:space="preserve">Answer: a</w:t>
+      </w:r>
+    </w:p>
+    <w:p>
+      <w:r>
+        <w:t xml:space="preserve">Solution: ✅ Correct Answer: (a)</w:t>
+      </w:r>
+    </w:p>
+    <w:p>
+      <w:r>
+        <w:t xml:space="preserve">🧠 Clinical Rationale: WHO Plan B — some dehydration — gives 75 mL/kg of ORS over 4 hours, then the patient is reassessed and reclassified. If improved, the patient moves to Plan A (home care); if unchanged or worse, treatment is repeated or escalated.</w:t>
+      </w:r>
+    </w:p>
+    <w:p>
+      <w:r>
+        <w:t xml:space="preserve">🔍 Key Clues: "Some dehydration" + "tolerating ORS" = WHO Plan B → reassess at 4 hours.</w:t>
+      </w:r>
+    </w:p>
+    <w:p>
+      <w:r>
+        <w:t xml:space="preserve">❌ Why Not Other Options?</w:t>
+      </w:r>
+    </w:p>
+    <w:p>
+      <w:r>
+        <w:t xml:space="preserve">(b) — Waiting a week delays rehydration; dehydration can worsen rapidly in children.</w:t>
+      </w:r>
+    </w:p>
+    <w:p>
+      <w:r>
+        <w:t xml:space="preserve">(c) — Reassessment must occur during treatment, not only at discharge.</w:t>
+      </w:r>
+    </w:p>
+    <w:p>
+      <w:r>
+        <w:t xml:space="preserve">(d) — Skipping reassessment risks progression to severe dehydration.</w:t>
+      </w:r>
+    </w:p>
+    <w:p>
+      <w:r>
+        <w:t xml:space="preserve">⚠️ Exam Trap: Plan A = no dehydration (home ORS); Plan B = some dehydration (ORS 75 mL/kg, reassess at 4 hr); Plan C = severe (IV fluids).</w:t>
+      </w:r>
+    </w:p>
+    <w:p>
+      <w:r>
+        <w:t xml:space="preserve">💎 PNC Pearl: ORS Plan B → 4 hours → reassess → reclassify.</w:t>
+      </w:r>
+    </w:p>
+    <w:p>
+      <w:r>
+        <w:t xml:space="preserve">Positive Marks: 1</w:t>
+      </w:r>
+    </w:p>
+    <w:p>
+      <w:r>
+        <w:t xml:space="preserve">Negative Marks: 0.25</w:t>
+      </w:r>
+    </w:p>
+    <w:p>
+      <w:r>
+        <w:t xml:space="preserve"/>
+      </w:r>
+    </w:p>
+    <w:p>
+      <w:r>
+        <w:t xml:space="preserve">Question: The nurse is preparing a patient for surgery. Which action ensures safe identification?</w:t>
+      </w:r>
+    </w:p>
+    <w:p>
+      <w:r>
+        <w:t xml:space="preserve">(a) Verify the patient's identity with two identifiers and the surgical site marking</w:t>
+      </w:r>
+    </w:p>
+    <w:p>
+      <w:r>
+        <w:t xml:space="preserve">(b) Assume the patient's identity</w:t>
+      </w:r>
+    </w:p>
+    <w:p>
+      <w:r>
+        <w:t xml:space="preserve">(c) Skip the surgical checklist</w:t>
+      </w:r>
+    </w:p>
+    <w:p>
+      <w:r>
+        <w:t xml:space="preserve">(d) Mark the wrong site</w:t>
+      </w:r>
+    </w:p>
+    <w:p>
+      <w:r>
+        <w:t xml:space="preserve">Answer: a</w:t>
+      </w:r>
+    </w:p>
+    <w:p>
+      <w:r>
+        <w:t xml:space="preserve">Solution: ✅ Correct Answer: (a)</w:t>
+      </w:r>
+    </w:p>
+    <w:p>
+      <w:r>
+        <w:t xml:space="preserve">🧠 Clinical Rationale: Safe surgery relies on the WHO surgical safety checklist — verifying two patient identifiers (name, date of birth), marking the surgical site, and performing a "time-out" before incision. This prevents wrong-patient and wrong-site surgery.</w:t>
+      </w:r>
+    </w:p>
+    <w:p>
+      <w:r>
+        <w:t xml:space="preserve">🔍 Key Clues: "Safe identification" + "surgery" → two identifiers + site marking + checklist.</w:t>
+      </w:r>
+    </w:p>
+    <w:p>
+      <w:r>
+        <w:t xml:space="preserve">❌ Why Not Other Options?</w:t>
+      </w:r>
+    </w:p>
+    <w:p>
+      <w:r>
+        <w:t xml:space="preserve">(b) — Assuming identity risks treating the wrong patient.</w:t>
+      </w:r>
+    </w:p>
+    <w:p>
+      <w:r>
+        <w:t xml:space="preserve">(c) — Skipping the checklist removes the key safety barrier before incision.</w:t>
+      </w:r>
+    </w:p>
+    <w:p>
+      <w:r>
+        <w:t xml:space="preserve">(d) — Marking the wrong site is the exact error the checklist prevents.</w:t>
+      </w:r>
+    </w:p>
+    <w:p>
+      <w:r>
+        <w:t xml:space="preserve">⚠️ Exam Trap: The time-out is performed immediately before incision with the entire team.</w:t>
+      </w:r>
+    </w:p>
+    <w:p>
+      <w:r>
+        <w:t xml:space="preserve">💎 PNC Pearl: Two identifiers + site marking + time-out = safe surgery.</w:t>
+      </w:r>
+    </w:p>
+    <w:p>
+      <w:r>
+        <w:t xml:space="preserve">Positive Marks: 1</w:t>
+      </w:r>
+    </w:p>
+    <w:p>
+      <w:r>
+        <w:t xml:space="preserve">Negative Marks: 0.25</w:t>
+      </w:r>
+    </w:p>
+    <w:p>
+      <w:r>
+        <w:t xml:space="preserve"/>
+      </w:r>
+    </w:p>
+    <w:p>
+      <w:r>
+        <w:t xml:space="preserve">Question: A patient in the postpartum period is being assessed for uterine involution. On day 5, the fundus is expected to be:</w:t>
+      </w:r>
+    </w:p>
+    <w:p>
+      <w:r>
+        <w:t xml:space="preserve">(a) About 5 cm below the umbilicus</w:t>
+      </w:r>
+    </w:p>
+    <w:p>
+      <w:r>
+        <w:t xml:space="preserve">(b) At the umbilicus</w:t>
+      </w:r>
+    </w:p>
+    <w:p>
+      <w:r>
+        <w:t xml:space="preserve">(c) At the xiphisternum</w:t>
+      </w:r>
+    </w:p>
+    <w:p>
+      <w:r>
+        <w:t xml:space="preserve">(d) Not palpable</w:t>
+      </w:r>
+    </w:p>
+    <w:p>
+      <w:r>
+        <w:t xml:space="preserve">Answer: a</w:t>
+      </w:r>
+    </w:p>
+    <w:p>
+      <w:r>
+        <w:t xml:space="preserve">Solution: ✅ Correct Answer: (a)</w:t>
+      </w:r>
+    </w:p>
+    <w:p>
+      <w:r>
+        <w:t xml:space="preserve">🧠 Clinical Rationale: The fundus descends about 1 cm (one fingerbreadth) per day after delivery — at the umbilicus on day 1, about 5 cm below the umbilicus by day 5, and non-palpable abdominally by about 12–14 days.</w:t>
+      </w:r>
+    </w:p>
+    <w:p>
+      <w:r>
+        <w:t xml:space="preserve">🔍 Key Clues: "Day 5" → 5 cm below the umbilicus (1 cm descent per day).</w:t>
+      </w:r>
+    </w:p>
+    <w:p>
+      <w:r>
+        <w:t xml:space="preserve">❌ Why Not Other Options?</w:t>
+      </w:r>
+    </w:p>
+    <w:p>
+      <w:r>
+        <w:t xml:space="preserve">(b) — At the umbilicus is the day-1 position.</w:t>
+      </w:r>
+    </w:p>
+    <w:p>
+      <w:r>
+        <w:t xml:space="preserve">(c) — At the xiphisternum is abnormal; the fundus never rises after delivery.</w:t>
+      </w:r>
+    </w:p>
+    <w:p>
+      <w:r>
+        <w:t xml:space="preserve">(d) — Non-palpable occurs around day 12–14, not day 5.</w:t>
+      </w:r>
+    </w:p>
+    <w:p>
+      <w:r>
+        <w:t xml:space="preserve">⚠️ Exam Trap: A high, boggy fundus on day 5 suggests subinvolution or retained products — massage and report.</w:t>
+      </w:r>
+    </w:p>
+    <w:p>
+      <w:r>
+        <w:t xml:space="preserve">💎 PNC Pearl: Fundus descends 1 cm/day — day 1 at umbilicus, day 5 about 5 cm below.</w:t>
+      </w:r>
+    </w:p>
+    <w:p>
+      <w:r>
+        <w:t xml:space="preserve">Positive Marks: 1</w:t>
+      </w:r>
+    </w:p>
+    <w:p>
+      <w:r>
+        <w:t xml:space="preserve">Negative Marks: 0.25</w:t>
+      </w:r>
+    </w:p>
+    <w:p>
+      <w:r>
+        <w:t xml:space="preserve"/>
+      </w:r>
+    </w:p>
+    <w:p>
+      <w:r>
+        <w:t xml:space="preserve">Question: A 6-year-old child with sickle cell disease develops severe chest pain, fever, and dyspnea. The nurse should suspect:</w:t>
+      </w:r>
+    </w:p>
+    <w:p>
+      <w:r>
+        <w:t xml:space="preserve">(a) Acute chest syndrome — an emergency</w:t>
+      </w:r>
+    </w:p>
+    <w:p>
+      <w:r>
+        <w:t xml:space="preserve">(b) Normal crisis</w:t>
+      </w:r>
+    </w:p>
+    <w:p>
+      <w:r>
+        <w:t xml:space="preserve">(c) Asthma</w:t>
+      </w:r>
+    </w:p>
+    <w:p>
+      <w:r>
+        <w:t xml:space="preserve">(d) Pneumonia only</w:t>
+      </w:r>
+    </w:p>
+    <w:p>
+      <w:r>
+        <w:t xml:space="preserve">Answer: a</w:t>
+      </w:r>
+    </w:p>
+    <w:p>
+      <w:r>
+        <w:t xml:space="preserve">Solution: ✅ Correct Answer: (a)</w:t>
+      </w:r>
+    </w:p>
+    <w:p>
+      <w:r>
+        <w:t xml:space="preserve">🧠 Clinical Rationale: Acute chest syndrome — vaso-occlusion of pulmonary vessels — presents with chest pain, fever, dyspnea, and hypoxia. It is a leading cause of death in sickle cell disease and requires oxygen, analgesia, hydration, and possibly transfusion.</w:t>
+      </w:r>
+    </w:p>
+    <w:p>
+      <w:r>
+        <w:t xml:space="preserve">🔍 Key Clues: Sickle cell + chest pain + fever + dyspnea = acute chest syndrome until proven otherwise.</w:t>
+      </w:r>
+    </w:p>
+    <w:p>
+      <w:r>
+        <w:t xml:space="preserve">❌ Why Not Other Options?</w:t>
+      </w:r>
+    </w:p>
+    <w:p>
+      <w:r>
+        <w:t xml:space="preserve">(b) — There is no "normal" crisis; vaso-occlusive crises elsewhere don't explain chest pain and dyspnea.</w:t>
+      </w:r>
+    </w:p>
+    <w:p>
+      <w:r>
+        <w:t xml:space="preserve">(c) — Asthma does not explain fever and is not the priority differential in sickle cell disease.</w:t>
+      </w:r>
+    </w:p>
+    <w:p>
+      <w:r>
+        <w:t xml:space="preserve">(d) — Pneumonia can coexist, but the diagnosis of acute chest syndrome must come first.</w:t>
+      </w:r>
+    </w:p>
+    <w:p>
+      <w:r>
+        <w:t xml:space="preserve">⚠️ Exam Trap: Acute chest syndrome = the top killer in sickle cell — treat hypoxia aggressively.</w:t>
+      </w:r>
+    </w:p>
+    <w:p>
+      <w:r>
+        <w:t xml:space="preserve">💎 PNC Pearl: Sickle cell + chest pain + fever = acute chest syndrome (emergency).</w:t>
+      </w:r>
+    </w:p>
+    <w:p>
+      <w:r>
+        <w:t xml:space="preserve">Positive Marks: 1</w:t>
+      </w:r>
+    </w:p>
+    <w:p>
+      <w:r>
+        <w:t xml:space="preserve">Negative Marks: 0.25</w:t>
+      </w:r>
+    </w:p>
+    <w:p>
+      <w:r>
+        <w:t xml:space="preserve"/>
+      </w:r>
+    </w:p>
+    <w:p>
+      <w:r>
+        <w:t xml:space="preserve">Question: A patient with an anxiety disorder is prescribed a beta-blocker (propranolol) for performance anxiety. The nurse should monitor for:</w:t>
+      </w:r>
+    </w:p>
+    <w:p>
+      <w:r>
+        <w:t xml:space="preserve">(a) Bradycardia and hypotension</w:t>
+      </w:r>
+    </w:p>
+    <w:p>
+      <w:r>
+        <w:t xml:space="preserve">(b) Hyperglycemia</w:t>
+      </w:r>
+    </w:p>
+    <w:p>
+      <w:r>
+        <w:t xml:space="preserve">(c) Diarrhea</w:t>
+      </w:r>
+    </w:p>
+    <w:p>
+      <w:r>
+        <w:t xml:space="preserve">(d) Insomnia only</w:t>
+      </w:r>
+    </w:p>
+    <w:p>
+      <w:r>
+        <w:t xml:space="preserve">Answer: a</w:t>
+      </w:r>
+    </w:p>
+    <w:p>
+      <w:r>
+        <w:t xml:space="preserve">Solution: ✅ Correct Answer: (a)</w:t>
+      </w:r>
+    </w:p>
+    <w:p>
+      <w:r>
+        <w:t xml:space="preserve">🧠 Clinical Rationale: Beta-blockers reduce heart rate and blood pressure by blocking sympathetic stimulation. The nurse monitors for bradycardia, hypotension, and bronchospasm — and propranolol is avoided in asthma.</w:t>
+      </w:r>
+    </w:p>
+    <w:p>
+      <w:r>
+        <w:t xml:space="preserve">🔍 Key Clues: "Beta-blocker" + "propranolol" → cardiovascular effects (bradycardia, hypotension) are the key monitoring targets.</w:t>
+      </w:r>
+    </w:p>
+    <w:p>
+      <w:r>
+        <w:t xml:space="preserve">❌ Why Not Other Options?</w:t>
+      </w:r>
+    </w:p>
+    <w:p>
+      <w:r>
+        <w:t xml:space="preserve">(b) — Beta-blockers can mask hypoglycemia; they do not cause hyperglycemia as a primary effect.</w:t>
+      </w:r>
+    </w:p>
+    <w:p>
+      <w:r>
+        <w:t xml:space="preserve">(c) — Diarrhea is not a characteristic beta-blocker adverse effect.</w:t>
+      </w:r>
+    </w:p>
+    <w:p>
+      <w:r>
+        <w:t xml:space="preserve">(d) — Insomnia can occur, but bradycardia/hypotension are the priority monitoring concerns.</w:t>
+      </w:r>
+    </w:p>
+    <w:p>
+      <w:r>
+        <w:t xml:space="preserve">⚠️ Exam Trap: Beta-blockers can mask the tachycardia warning sign of hypoglycemia in diabetics.</w:t>
+      </w:r>
+    </w:p>
+    <w:p>
+      <w:r>
+        <w:t xml:space="preserve">💎 PNC Pearl: Beta-blocker = check pulse and BP before giving; avoid in asthma.</w:t>
+      </w:r>
+    </w:p>
+    <w:p>
+      <w:r>
+        <w:t xml:space="preserve">Positive Marks: 1</w:t>
+      </w:r>
+    </w:p>
+    <w:p>
+      <w:r>
+        <w:t xml:space="preserve">Negative Marks: 0.25</w:t>
+      </w:r>
+    </w:p>
+    <w:p>
+      <w:r>
+        <w:t xml:space="preserve"/>
+      </w:r>
+    </w:p>
+    <w:p>
+      <w:r>
+        <w:t xml:space="preserve">Question: The "Pradhan Mantri Bhartiya Janaushadhi Kendra" is operated under which ministry?</w:t>
+      </w:r>
+    </w:p>
+    <w:p>
+      <w:r>
+        <w:t xml:space="preserve">(a) Ministry of Chemicals and Fertilizers (Pharmaceuticals)</w:t>
+      </w:r>
+    </w:p>
+    <w:p>
+      <w:r>
+        <w:t xml:space="preserve">(b) Ministry of Health</w:t>
+      </w:r>
+    </w:p>
+    <w:p>
+      <w:r>
+        <w:t xml:space="preserve">(c) Ministry of Finance</w:t>
+      </w:r>
+    </w:p>
+    <w:p>
+      <w:r>
+        <w:t xml:space="preserve">(d) Ministry of Education</w:t>
+      </w:r>
+    </w:p>
+    <w:p>
+      <w:r>
+        <w:t xml:space="preserve">Answer: a</w:t>
+      </w:r>
+    </w:p>
+    <w:p>
+      <w:r>
+        <w:t xml:space="preserve">Solution: ✅ Correct Answer: (a)</w:t>
+      </w:r>
+    </w:p>
+    <w:p>
+      <w:r>
+        <w:t xml:space="preserve">🧠 Clinical Rationale: Jan Aushadhi Kendras (generic medicine stores) are operated by the Bureau of Pharma PSUs of India (BPPI) under the Department of Pharmaceuticals, Ministry of Chemicals and Fertilizers.</w:t>
+      </w:r>
+    </w:p>
+    <w:p>
+      <w:r>
+        <w:t xml:space="preserve">🔍 Key Clues: "Janaushadhi" = generic medicines → Pharmaceuticals department → Ministry of Chemicals and Fertilizers.</w:t>
+      </w:r>
+    </w:p>
+    <w:p>
+      <w:r>
+        <w:t xml:space="preserve">❌ Why Not Other Options?</w:t>
+      </w:r>
+    </w:p>
+    <w:p>
+      <w:r>
+        <w:t xml:space="preserve">(b) — The Health Ministry does not run Jan Aushadhi Kendras.</w:t>
+      </w:r>
+    </w:p>
+    <w:p>
+      <w:r>
+        <w:t xml:space="preserve">(c) — Finance handles budgetary matters, not the scheme's operation.</w:t>
+      </w:r>
+    </w:p>
+    <w:p>
+      <w:r>
+        <w:t xml:space="preserve">(d) — Education is unrelated to generic medicine distribution.</w:t>
+      </w:r>
+    </w:p>
+    <w:p>
+      <w:r>
+        <w:t xml:space="preserve">⚠️ Exam Trap: Jan Aushadhi = generic medicines under Ministry of Chemicals and Fertilizers — not Health.</w:t>
+      </w:r>
+    </w:p>
+    <w:p>
+      <w:r>
+        <w:t xml:space="preserve">💎 PNC Pearl: Jan Aushadhi Kendra → BPPI → Ministry of Chemicals and Fertilizers.</w:t>
+      </w:r>
+    </w:p>
+    <w:p>
+      <w:r>
+        <w:t xml:space="preserve">Positive Marks: 1</w:t>
+      </w:r>
+    </w:p>
+    <w:p>
+      <w:r>
+        <w:t xml:space="preserve">Negative Marks: 0.25</w:t>
+      </w:r>
+    </w:p>
+    <w:p>
+      <w:r>
+        <w:t xml:space="preserve"/>
+      </w:r>
+    </w:p>
+    <w:p>
+      <w:r>
+        <w:t xml:space="preserve">Question: The nurse is to administer 85 mg of a medication. The vial contains 25 mg/mL. The volume to give is:</w:t>
+      </w:r>
+    </w:p>
+    <w:p>
+      <w:r>
+        <w:t xml:space="preserve">(a) 2.4 mL</w:t>
+      </w:r>
+    </w:p>
+    <w:p>
+      <w:r>
+        <w:t xml:space="preserve">(b) 3.4 mL</w:t>
+      </w:r>
+    </w:p>
+    <w:p>
+      <w:r>
+        <w:t xml:space="preserve">(c) 4.4 mL</w:t>
+      </w:r>
+    </w:p>
+    <w:p>
+      <w:r>
+        <w:t xml:space="preserve">(d) 5.4 mL</w:t>
+      </w:r>
+    </w:p>
+    <w:p>
+      <w:r>
+        <w:t xml:space="preserve">Answer: b</w:t>
+      </w:r>
+    </w:p>
+    <w:p>
+      <w:r>
+        <w:t xml:space="preserve">Solution: ✅ Correct Answer: (b)</w:t>
+      </w:r>
+    </w:p>
+    <w:p>
+      <w:r>
+        <w:t xml:space="preserve">🧠 Clinical Rationale: Volume = Desired dose ÷ Concentration = 85 mg ÷ 25 mg/mL = 3.4 mL.</w:t>
+      </w:r>
+    </w:p>
+    <w:p>
+      <w:r>
+        <w:t xml:space="preserve">🔍 Key Clues: "85 mg" ordered, "25 mg/mL" available → 85 ÷ 25.</w:t>
+      </w:r>
+    </w:p>
+    <w:p>
+      <w:r>
+        <w:t xml:space="preserve">❌ Why Not Other Options?</w:t>
+      </w:r>
+    </w:p>
+    <w:p>
+      <w:r>
+        <w:t xml:space="preserve">(a) — 2.4 mL would give only 60 mg.</w:t>
+      </w:r>
+    </w:p>
+    <w:p>
+      <w:r>
+        <w:t xml:space="preserve">(c) — 4.4 mL would give 110 mg — an overdose.</w:t>
+      </w:r>
+    </w:p>
+    <w:p>
+      <w:r>
+        <w:t xml:space="preserve">(d) — 5.4 mL would give 135 mg — a significant overdose.</w:t>
+      </w:r>
+    </w:p>
+    <w:p>
+      <w:r>
+        <w:t xml:space="preserve">⚠️ Exam Trap: Keep the units consistent: mg ÷ (mg/mL) = mL.</w:t>
+      </w:r>
+    </w:p>
+    <w:p>
+      <w:r>
+        <w:t xml:space="preserve">💎 PNC Pearl: Desired ÷ Available = volume to draw.</w:t>
+      </w:r>
+    </w:p>
+    <w:p>
+      <w:r>
+        <w:t xml:space="preserve">Positive Marks: 1</w:t>
+      </w:r>
+    </w:p>
+    <w:p>
+      <w:r>
+        <w:t xml:space="preserve">Negative Marks: 0.25</w:t>
+      </w:r>
+    </w:p>
+    <w:p>
+      <w:r>
+        <w:t xml:space="preserve"/>
+      </w:r>
+    </w:p>
+    <w:p>
+      <w:r>
+        <w:t xml:space="preserve">Question: The nurse is caring for a patient with hyperkalemia. Which ECG change is expected?</w:t>
+      </w:r>
+    </w:p>
+    <w:p>
+      <w:r>
+        <w:t xml:space="preserve">(a) Peaked (tall, tented) T waves</w:t>
+      </w:r>
+    </w:p>
+    <w:p>
+      <w:r>
+        <w:t xml:space="preserve">(b) Flat T waves</w:t>
+      </w:r>
+    </w:p>
+    <w:p>
+      <w:r>
+        <w:t xml:space="preserve">(c) U waves</w:t>
+      </w:r>
+    </w:p>
+    <w:p>
+      <w:r>
+        <w:t xml:space="preserve">(d) Normal tracing</w:t>
+      </w:r>
+    </w:p>
+    <w:p>
+      <w:r>
+        <w:t xml:space="preserve">Answer: a</w:t>
+      </w:r>
+    </w:p>
+    <w:p>
+      <w:r>
+        <w:t xml:space="preserve">Solution: ✅ Correct Answer: (a)</w:t>
+      </w:r>
+    </w:p>
+    <w:p>
+      <w:r>
+        <w:t xml:space="preserve">🧠 Clinical Rationale: Hyperkalemia classically produces peaked, tall, tented T waves, followed by a widened QRS, loss of P waves, and eventually cardiac arrest. Emergency treatment includes calcium gluconate, insulin–dextrose, sodium bicarbonate, and dialysis.</w:t>
+      </w:r>
+    </w:p>
+    <w:p>
+      <w:r>
+        <w:t xml:space="preserve">🔍 Key Clues: "Hyperkalemia" + "ECG" → peaked T waves are the hallmark early change.</w:t>
+      </w:r>
+    </w:p>
+    <w:p>
+      <w:r>
+        <w:t xml:space="preserve">❌ Why Not Other Options?</w:t>
+      </w:r>
+    </w:p>
+    <w:p>
+      <w:r>
+        <w:t xml:space="preserve">(b) — Flat T waves are seen in hypokalemia, not hyperkalemia.</w:t>
+      </w:r>
+    </w:p>
+    <w:p>
+      <w:r>
+        <w:t xml:space="preserve">(c) — U waves are associated with hypokalemia.</w:t>
+      </w:r>
+    </w:p>
+    <w:p>
+      <w:r>
+        <w:t xml:space="preserve">(d) — Hyperkalemia always warrants ECG surveillance; a normal tracing is not expected.</w:t>
+      </w:r>
+    </w:p>
+    <w:p>
+      <w:r>
+        <w:t xml:space="preserve">⚠️ Exam Trap: Peaked T wave = hyperkalemia; flat T + U wave = hypokalemia — the classic inversion.</w:t>
+      </w:r>
+    </w:p>
+    <w:p>
+      <w:r>
+        <w:t xml:space="preserve">💎 PNC Pearl: Hyperkalemia ECG: Peaked T → wide QRS → no P → arrest.</w:t>
+      </w:r>
+    </w:p>
+    <w:p>
+      <w:r>
+        <w:t xml:space="preserve">Positive Marks: 1</w:t>
+      </w:r>
+    </w:p>
+    <w:p>
+      <w:r>
+        <w:t xml:space="preserve">Negative Marks: 0.25</w:t>
+      </w:r>
+    </w:p>
+    <w:p>
+      <w:r>
+        <w:t xml:space="preserve"/>
+      </w:r>
+    </w:p>
+    <w:p>
+      <w:r>
+        <w:t xml:space="preserve">Question: The nurse is assessing a patient's skin for pressure injury risk. Which factor increases the risk?</w:t>
+      </w:r>
+    </w:p>
+    <w:p>
+      <w:r>
+        <w:t xml:space="preserve">(a) Immobility, moisture, and poor nutrition</w:t>
+      </w:r>
+    </w:p>
+    <w:p>
+      <w:r>
+        <w:t xml:space="preserve">(b) Frequent repositioning</w:t>
+      </w:r>
+    </w:p>
+    <w:p>
+      <w:r>
+        <w:t xml:space="preserve">(c) Good nutrition</w:t>
+      </w:r>
+    </w:p>
+    <w:p>
+      <w:r>
+        <w:t xml:space="preserve">(d) Dry, clean skin</w:t>
+      </w:r>
+    </w:p>
+    <w:p>
+      <w:r>
+        <w:t xml:space="preserve">Answer: a</w:t>
+      </w:r>
+    </w:p>
+    <w:p>
+      <w:r>
+        <w:t xml:space="preserve">Solution: ✅ Correct Answer: (a)</w:t>
+      </w:r>
+    </w:p>
+    <w:p>
+      <w:r>
+        <w:t xml:space="preserve">🧠 Clinical Rationale: Pressure injury develops when pressure, shear, and friction combine with immobility, moisture (incontinence), and poor nutrition. Risk scales such as the Braden scale quantify these factors.</w:t>
+      </w:r>
+    </w:p>
+    <w:p>
+      <w:r>
+        <w:t xml:space="preserve">🔍 Key Clues: "Risk" factors → immobility + moisture + malnutrition all increase risk.</w:t>
+      </w:r>
+    </w:p>
+    <w:p>
+      <w:r>
+        <w:t xml:space="preserve">❌ Why Not Other Options?</w:t>
+      </w:r>
+    </w:p>
+    <w:p>
+      <w:r>
+        <w:t xml:space="preserve">(b) — Repositioning every 2 hours is a protective intervention, not a risk factor.</w:t>
+      </w:r>
+    </w:p>
+    <w:p>
+      <w:r>
+        <w:t xml:space="preserve">(c) — Good nutrition supports skin integrity and healing.</w:t>
+      </w:r>
+    </w:p>
+    <w:p>
+      <w:r>
+        <w:t xml:space="preserve">(d) — Dry, clean skin is a protective state.</w:t>
+      </w:r>
+    </w:p>
+    <w:p>
+      <w:r>
+        <w:t xml:space="preserve">⚠️ Exam Trap: Moisture from incontinence is a major risk factor — keep skin clean and dry.</w:t>
+      </w:r>
+    </w:p>
+    <w:p>
+      <w:r>
+        <w:t xml:space="preserve">💎 PNC Pearl: Pressure injury risk = immobility + moisture + poor nutrition + friction/shear.</w:t>
+      </w:r>
+    </w:p>
+    <w:p>
+      <w:r>
+        <w:t xml:space="preserve">Positive Marks: 1</w:t>
+      </w:r>
+    </w:p>
+    <w:p>
+      <w:r>
+        <w:t xml:space="preserve">Negative Marks: 0.25</w:t>
+      </w:r>
+    </w:p>
+    <w:p>
+      <w:r>
+        <w:t xml:space="preserve"/>
+      </w:r>
+    </w:p>
+    <w:p>
+      <w:r>
+        <w:t xml:space="preserve">Question: A patient with a fractured tibia in a cast complains of severe pain and the toes are dusky and swollen. The nurse should:</w:t>
+      </w:r>
+    </w:p>
+    <w:p>
+      <w:r>
+        <w:t xml:space="preserve">(a) Notify the physician and prepare to split the cast (compartment syndrome)</w:t>
+      </w:r>
+    </w:p>
+    <w:p>
+      <w:r>
+        <w:t xml:space="preserve">(b) Elevate and wait</w:t>
+      </w:r>
+    </w:p>
+    <w:p>
+      <w:r>
+        <w:t xml:space="preserve">(c) Apply heat</w:t>
+      </w:r>
+    </w:p>
+    <w:p>
+      <w:r>
+        <w:t xml:space="preserve">(d) Ignore the symptoms</w:t>
+      </w:r>
+    </w:p>
+    <w:p>
+      <w:r>
+        <w:t xml:space="preserve">Answer: a</w:t>
+      </w:r>
+    </w:p>
+    <w:p>
+      <w:r>
+        <w:t xml:space="preserve">Solution: ✅ Correct Answer: (a)</w:t>
+      </w:r>
+    </w:p>
+    <w:p>
+      <w:r>
+        <w:t xml:space="preserve">🧠 Clinical Rationale: Severe pain out of proportion, dusky swollen toes, and neurovascular changes indicate compartment syndrome — an emergency. The nurse removes restrictive coverings, keeps the limb at heart level, and notifies the physician for cast splitting.</w:t>
+      </w:r>
+    </w:p>
+    <w:p>
+      <w:r>
+        <w:t xml:space="preserve">🔍 Key Clues: "Severe pain" + "dusky, swollen toes" in a cast = compartment syndrome until proven otherwise.</w:t>
+      </w:r>
+    </w:p>
+    <w:p>
+      <w:r>
+        <w:t xml:space="preserve">❌ Why Not Other Options?</w:t>
+      </w:r>
+    </w:p>
+    <w:p>
+      <w:r>
+        <w:t xml:space="preserve">(b) — Elevating above heart level and waiting can worsen ischemia and delay treatment.</w:t>
+      </w:r>
+    </w:p>
+    <w:p>
+      <w:r>
+        <w:t xml:space="preserve">(c) — Heat increases metabolic demand and worsens tissue ischemia.</w:t>
+      </w:r>
+    </w:p>
+    <w:p>
+      <w:r>
+        <w:t xml:space="preserve">(d) — Ignoring the signs risks permanent muscle and nerve damage.</w:t>
+      </w:r>
+    </w:p>
+    <w:p>
+      <w:r>
+        <w:t xml:space="preserve">⚠️ Exam Trap: Compartment syndrome = 5 Ps (Pain, Pallor, Pulselessness, Paresthesia, Paralysis) — the earliest sign is severe pain.</w:t>
+      </w:r>
+    </w:p>
+    <w:p>
+      <w:r>
+        <w:t xml:space="preserve">💎 PNC Pearl: Cast + severe pain + dusky toes = split the cast NOW.</w:t>
+      </w:r>
+    </w:p>
+    <w:p>
+      <w:r>
+        <w:t xml:space="preserve">Positive Marks: 1</w:t>
+      </w:r>
+    </w:p>
+    <w:p>
+      <w:r>
+        <w:t xml:space="preserve">Negative Marks: 0.25</w:t>
+      </w:r>
+    </w:p>
+    <w:p>
+      <w:r>
+        <w:t xml:space="preserve">Question: A patient with chronic renal failure develops pruritus (itching). Which nursing intervention provides relief?</w:t>
+      </w:r>
+    </w:p>
+    <w:p>
+      <w:r>
+        <w:t xml:space="preserve">(a) Emollients, cool compresses, and antihistamines as ordered</w:t>
+      </w:r>
+    </w:p>
+    <w:p>
+      <w:r>
+        <w:t xml:space="preserve">(b) Hot water baths</w:t>
+      </w:r>
+    </w:p>
+    <w:p>
+      <w:r>
+        <w:t xml:space="preserve">(c) Vigorous scratching</w:t>
+      </w:r>
+    </w:p>
+    <w:p>
+      <w:r>
+        <w:t xml:space="preserve">(d) Restrict fluids</w:t>
+      </w:r>
+    </w:p>
+    <w:p>
+      <w:r>
+        <w:t xml:space="preserve">Answer: a</w:t>
+      </w:r>
+    </w:p>
+    <w:p>
+      <w:r>
+        <w:t xml:space="preserve">Solution: ✅ Correct Answer: (a)</w:t>
+      </w:r>
+    </w:p>
+    <w:p>
+      <w:r>
+        <w:t xml:space="preserve">🧠 Clinical Rationale: Uremic pruritus results from accumulated waste products, dry skin, and altered calcium–phosphate balance. Relief comes from emollients, cool compresses, antihistamines as ordered, phosphate control, and adequate dialysis.</w:t>
+      </w:r>
+    </w:p>
+    <w:p>
+      <w:r>
+        <w:t xml:space="preserve">🔍 Key Clues: "Chronic renal failure" + "pruritus" → uremic itch — treat dryness and control uremia.</w:t>
+      </w:r>
+    </w:p>
+    <w:p>
+      <w:r>
+        <w:t xml:space="preserve">❌ Why Not Other Options?</w:t>
+      </w:r>
+    </w:p>
+    <w:p>
+      <w:r>
+        <w:t xml:space="preserve">(b) — Hot water strips natural oils and worsens dryness and itching.</w:t>
+      </w:r>
+    </w:p>
+    <w:p>
+      <w:r>
+        <w:t xml:space="preserve">(c) — Scratching damages skin and invites infection.</w:t>
+      </w:r>
+    </w:p>
+    <w:p>
+      <w:r>
+        <w:t xml:space="preserve">(d) — Restricting fluids is dangerous and does not treat itching.</w:t>
+      </w:r>
+    </w:p>
+    <w:p>
+      <w:r>
+        <w:t xml:space="preserve">⚠️ Exam Trap: Itching in renal failure is a uremia/uremic-pruritus issue — dialysis adequacy and phosphate control matter.</w:t>
+      </w:r>
+    </w:p>
+    <w:p>
+      <w:r>
+        <w:t xml:space="preserve">💎 PNC Pearl: Uremic pruritus → cool, moist, moisturize — never hot water or scratching.</w:t>
+      </w:r>
+    </w:p>
+    <w:p>
+      <w:r>
+        <w:t xml:space="preserve">Positive Marks: 1</w:t>
+      </w:r>
+    </w:p>
+    <w:p>
+      <w:r>
+        <w:t xml:space="preserve">Negative Marks: 0.25</w:t>
+      </w:r>
+    </w:p>
+    <w:p>
+      <w:r>
+        <w:t xml:space="preserve"/>
+      </w:r>
+    </w:p>
+    <w:p>
+      <w:r>
+        <w:t xml:space="preserve">Question: The nurse is preparing a patient for a renal ultrasound. The nurse should:</w:t>
+      </w:r>
+    </w:p>
+    <w:p>
+      <w:r>
+        <w:t xml:space="preserve">(a) Explain that a full bladder may be needed and no radiation is involved</w:t>
+      </w:r>
+    </w:p>
+    <w:p>
+      <w:r>
+        <w:t xml:space="preserve">(b) Give a heavy meal</w:t>
+      </w:r>
+    </w:p>
+    <w:p>
+      <w:r>
+        <w:t xml:space="preserve">(c) Skip preparation</w:t>
+      </w:r>
+    </w:p>
+    <w:p>
+      <w:r>
+        <w:t xml:space="preserve">(d) Give contrast orally</w:t>
+      </w:r>
+    </w:p>
+    <w:p>
+      <w:r>
+        <w:t xml:space="preserve">Answer: a</w:t>
+      </w:r>
+    </w:p>
+    <w:p>
+      <w:r>
+        <w:t xml:space="preserve">Solution: ✅ Correct Answer: (a)</w:t>
+      </w:r>
+    </w:p>
+    <w:p>
+      <w:r>
+        <w:t xml:space="preserve">🧠 Clinical Rationale: Renal ultrasound uses sound waves — no radiation — and may require a full bladder for adequate visualization of the lower urinary tract. The nurse explains this and prepares the patient accordingly.</w:t>
+      </w:r>
+    </w:p>
+    <w:p>
+      <w:r>
+        <w:t xml:space="preserve">🔍 Key Clues: "Renal ultrasound" → sound waves + full bladder for visualization.</w:t>
+      </w:r>
+    </w:p>
+    <w:p>
+      <w:r>
+        <w:t xml:space="preserve">❌ Why Not Other Options?</w:t>
+      </w:r>
+    </w:p>
+    <w:p>
+      <w:r>
+        <w:t xml:space="preserve">(b) — A heavy meal is not part of renal ultrasound preparation.</w:t>
+      </w:r>
+    </w:p>
+    <w:p>
+      <w:r>
+        <w:t xml:space="preserve">(c) — Preparation (hydration, full bladder) improves image quality.</w:t>
+      </w:r>
+    </w:p>
+    <w:p>
+      <w:r>
+        <w:t xml:space="preserve">(d) — Ultrasound uses no contrast; contrast is used in CT/IVU studies.</w:t>
+      </w:r>
+    </w:p>
+    <w:p>
+      <w:r>
+        <w:t xml:space="preserve">⚠️ Exam Trap: Ultrasound = no radiation; full bladder = better images.</w:t>
+      </w:r>
+    </w:p>
+    <w:p>
+      <w:r>
+        <w:t xml:space="preserve">💎 PNC Pearl: Renal ultrasound → no radiation → full bladder helps.</w:t>
+      </w:r>
+    </w:p>
+    <w:p>
+      <w:r>
+        <w:t xml:space="preserve">Positive Marks: 1</w:t>
+      </w:r>
+    </w:p>
+    <w:p>
+      <w:r>
+        <w:t xml:space="preserve">Negative Marks: 0.25</w:t>
+      </w:r>
+    </w:p>
+    <w:p>
+      <w:r>
+        <w:t xml:space="preserve"/>
+      </w:r>
+    </w:p>
+    <w:p>
+      <w:r>
+        <w:t xml:space="preserve">Question: A patient at 39 weeks of gestation is being assessed in labor. The nurse notes a sudden gush of fluid and the cord is visible at the introitus. The priority action is:</w:t>
+      </w:r>
+    </w:p>
+    <w:p>
+      <w:r>
+        <w:t xml:space="preserve">(a) Call for help, relieve cord compression (knee-chest position), and prepare for emergency delivery</w:t>
+      </w:r>
+    </w:p>
+    <w:p>
+      <w:r>
+        <w:t xml:space="preserve">(b) Push the cord back</w:t>
+      </w:r>
+    </w:p>
+    <w:p>
+      <w:r>
+        <w:t xml:space="preserve">(c) Send the patient home</w:t>
+      </w:r>
+    </w:p>
+    <w:p>
+      <w:r>
+        <w:t xml:space="preserve">(d) Give oxytocin</w:t>
+      </w:r>
+    </w:p>
+    <w:p>
+      <w:r>
+        <w:t xml:space="preserve">Answer: a</w:t>
+      </w:r>
+    </w:p>
+    <w:p>
+      <w:r>
+        <w:t xml:space="preserve">Solution: ✅ Correct Answer: (a)</w:t>
+      </w:r>
+    </w:p>
+    <w:p>
+      <w:r>
+        <w:t xml:space="preserve">🧠 Clinical Rationale: Visible cord = umbilical cord prolapse — an emergency. The nurse calls for help, places the mother in knee-chest or Trendelenburg position to relieve cord compression, keeps the presenting part off the cord, and prepares for immediate cesarean delivery.</w:t>
+      </w:r>
+    </w:p>
+    <w:p>
+      <w:r>
+        <w:t xml:space="preserve">🔍 Key Clues: "Cord visible at the introitus" = cord prolapse → relieve compression + immediate delivery.</w:t>
+      </w:r>
+    </w:p>
+    <w:p>
+      <w:r>
+        <w:t xml:space="preserve">❌ Why Not Other Options?</w:t>
+      </w:r>
+    </w:p>
+    <w:p>
+      <w:r>
+        <w:t xml:space="preserve">(b) — Manipulating the cord back increases spasm and worsens fetal hypoxia.</w:t>
+      </w:r>
+    </w:p>
+    <w:p>
+      <w:r>
+        <w:t xml:space="preserve">(c) — Sending the patient home is life-threatening negligence.</w:t>
+      </w:r>
+    </w:p>
+    <w:p>
+      <w:r>
+        <w:t xml:space="preserve">(d) — Oxytocin would stimulate contractions and worsen cord compression.</w:t>
+      </w:r>
+    </w:p>
+    <w:p>
+      <w:r>
+        <w:t xml:space="preserve">⚠️ Exam Trap: Cord prolapse → never touch or push back the cord; knee-chest position + emergency cesarean.</w:t>
+      </w:r>
+    </w:p>
+    <w:p>
+      <w:r>
+        <w:t xml:space="preserve">💎 PNC Pearl: Visible cord = emergency → knee-chest, keep pressure off the cord, prepare for cesarean.</w:t>
+      </w:r>
+    </w:p>
+    <w:p>
+      <w:r>
+        <w:t xml:space="preserve">Positive Marks: 1</w:t>
+      </w:r>
+    </w:p>
+    <w:p>
+      <w:r>
+        <w:t xml:space="preserve">Negative Marks: 0.25</w:t>
+      </w:r>
+    </w:p>
+    <w:p>
+      <w:r>
+        <w:t xml:space="preserve"/>
+      </w:r>
+    </w:p>
+    <w:p>
+      <w:r>
+        <w:t xml:space="preserve">Question: A 3-year-old child with nephrotic syndrome is on steroid therapy. The nurse should monitor for:</w:t>
+      </w:r>
+    </w:p>
+    <w:p>
+      <w:r>
+        <w:t xml:space="preserve">(a) Hypertension, hyperglycemia, and infection</w:t>
+      </w:r>
+    </w:p>
+    <w:p>
+      <w:r>
+        <w:t xml:space="preserve">(b) Hypoglycemia</w:t>
+      </w:r>
+    </w:p>
+    <w:p>
+      <w:r>
+        <w:t xml:space="preserve">(c) Bradycardia</w:t>
+      </w:r>
+    </w:p>
+    <w:p>
+      <w:r>
+        <w:t xml:space="preserve">(d) Constipation only</w:t>
+      </w:r>
+    </w:p>
+    <w:p>
+      <w:r>
+        <w:t xml:space="preserve">Answer: a</w:t>
+      </w:r>
+    </w:p>
+    <w:p>
+      <w:r>
+        <w:t xml:space="preserve">Solution: ✅ Correct Answer: (a)</w:t>
+      </w:r>
+    </w:p>
+    <w:p>
+      <w:r>
+        <w:t xml:space="preserve">🧠 Clinical Rationale: Steroids cause sodium/water retention (hypertension), raise blood glucose, and suppress immunity (infection risk). In nephrotic syndrome, the nurse monitors BP, glucose, infection signs, and follows the tapering schedule.</w:t>
+      </w:r>
+    </w:p>
+    <w:p>
+      <w:r>
+        <w:t xml:space="preserve">🔍 Key Clues: "Nephrotic syndrome" + "steroid therapy" → watch BP, glucose, infection.</w:t>
+      </w:r>
+    </w:p>
+    <w:p>
+      <w:r>
+        <w:t xml:space="preserve">❌ Why Not Other Options?</w:t>
+      </w:r>
+    </w:p>
+    <w:p>
+      <w:r>
+        <w:t xml:space="preserve">(b) — Steroids cause hyperglycemia, not hypoglycemia.</w:t>
+      </w:r>
+    </w:p>
+    <w:p>
+      <w:r>
+        <w:t xml:space="preserve">(c) — Bradycardia is not a steroid effect.</w:t>
+      </w:r>
+    </w:p>
+    <w:p>
+      <w:r>
+        <w:t xml:space="preserve">(d) — Constipation is not the priority; the cardiovascular and infectious risks are.</w:t>
+      </w:r>
+    </w:p>
+    <w:p>
+      <w:r>
+        <w:t xml:space="preserve">⚠️ Exam Trap: Steroids ↑ BP, ↑ glucose, ↓ immunity — monitor all three.</w:t>
+      </w:r>
+    </w:p>
+    <w:p>
+      <w:r>
+        <w:t xml:space="preserve">💎 PNC Pearl: Steroid side effects = 3 Hs: Hypertension, Hyperglycemia, Higher infection risk.</w:t>
+      </w:r>
+    </w:p>
+    <w:p>
+      <w:r>
+        <w:t xml:space="preserve">Positive Marks: 1</w:t>
+      </w:r>
+    </w:p>
+    <w:p>
+      <w:r>
+        <w:t xml:space="preserve">Negative Marks: 0.25</w:t>
+      </w:r>
+    </w:p>
+    <w:p>
+      <w:r>
+        <w:t xml:space="preserve"/>
+      </w:r>
+    </w:p>
+    <w:p>
+      <w:r>
+        <w:t xml:space="preserve">Question: A patient with schizophrenia is being discharged on a long-acting injectable antipsychotic. The nurse should teach the patient that:</w:t>
+      </w:r>
+    </w:p>
+    <w:p>
+      <w:r>
+        <w:t xml:space="preserve">(a) Injections are given at scheduled intervals to maintain adherence</w:t>
+      </w:r>
+    </w:p>
+    <w:p>
+      <w:r>
+        <w:t xml:space="preserve">(b) Injections are optional</w:t>
+      </w:r>
+    </w:p>
+    <w:p>
+      <w:r>
+        <w:t xml:space="preserve">(c) The medication can be stopped anytime</w:t>
+      </w:r>
+    </w:p>
+    <w:p>
+      <w:r>
+        <w:t xml:space="preserve">(d) Injections replace all monitoring</w:t>
+      </w:r>
+    </w:p>
+    <w:p>
+      <w:r>
+        <w:t xml:space="preserve">Answer: a</w:t>
+      </w:r>
+    </w:p>
+    <w:p>
+      <w:r>
+        <w:t xml:space="preserve">Solution: ✅ Correct Answer: (a)</w:t>
+      </w:r>
+    </w:p>
+    <w:p>
+      <w:r>
+        <w:t xml:space="preserve">🧠 Clinical Rationale: Long-acting injectable (depot) antipsychotics are given at fixed intervals (every 2–4 weeks) to ensure steady drug levels and improve adherence, reducing relapse in schizophrenia.</w:t>
+      </w:r>
+    </w:p>
+    <w:p>
+      <w:r>
+        <w:t xml:space="preserve">🔍 Key Clues: "Long-acting injectable" → scheduled dosing = adherence strategy.</w:t>
+      </w:r>
+    </w:p>
+    <w:p>
+      <w:r>
+        <w:t xml:space="preserve">❌ Why Not Other Options?</w:t>
+      </w:r>
+    </w:p>
+    <w:p>
+      <w:r>
+        <w:t xml:space="preserve">(b) — Missing injections lets the drug level fall and increases relapse risk.</w:t>
+      </w:r>
+    </w:p>
+    <w:p>
+      <w:r>
+        <w:t xml:space="preserve">(c) — Stopping abruptly causes rebound psychosis and withdrawal effects.</w:t>
+      </w:r>
+    </w:p>
+    <w:p>
+      <w:r>
+        <w:t xml:space="preserve">(d) — Regular follow-up and side-effect monitoring remain essential.</w:t>
+      </w:r>
+    </w:p>
+    <w:p>
+      <w:r>
+        <w:t xml:space="preserve">⚠️ Exam Trap: Depot antipsychotics improve adherence but still need scheduled follow-up.</w:t>
+      </w:r>
+    </w:p>
+    <w:p>
+      <w:r>
+        <w:t xml:space="preserve">💎 PNC Pearl: Depot injection = adherence insurance — never optional, never abrupt stop.</w:t>
+      </w:r>
+    </w:p>
+    <w:p>
+      <w:r>
+        <w:t xml:space="preserve">Positive Marks: 1</w:t>
+      </w:r>
+    </w:p>
+    <w:p>
+      <w:r>
+        <w:t xml:space="preserve">Negative Marks: 0.25</w:t>
+      </w:r>
+    </w:p>
+    <w:p>
+      <w:r>
+        <w:t xml:space="preserve"/>
+      </w:r>
+    </w:p>
+    <w:p>
+      <w:r>
+        <w:t xml:space="preserve">Question: The "Pradhan Mantri Bhartiya Janaushadhi Pariyojana" (PMBJP) was launched in which year?</w:t>
+      </w:r>
+    </w:p>
+    <w:p>
+      <w:r>
+        <w:t xml:space="preserve">(a) 2008</w:t>
+      </w:r>
+    </w:p>
+    <w:p>
+      <w:r>
+        <w:t xml:space="preserve">(b) 2012</w:t>
+      </w:r>
+    </w:p>
+    <w:p>
+      <w:r>
+        <w:t xml:space="preserve">(c) 2016</w:t>
+      </w:r>
+    </w:p>
+    <w:p>
+      <w:r>
+        <w:t xml:space="preserve">(d) 2020</w:t>
+      </w:r>
+    </w:p>
+    <w:p>
+      <w:r>
+        <w:t xml:space="preserve">Answer: a</w:t>
+      </w:r>
+    </w:p>
+    <w:p>
+      <w:r>
+        <w:t xml:space="preserve">Solution: ✅ Correct Answer: (a)</w:t>
+      </w:r>
+    </w:p>
+    <w:p>
+      <w:r>
+        <w:t xml:space="preserve">🧠 Clinical Rationale: PMBJP (Jan Aushadhi scheme) was launched in 2008 to make quality generic medicines affordable; it was significantly expanded in later years through Jan Aushadhi Kendras.</w:t>
+      </w:r>
+    </w:p>
+    <w:p>
+      <w:r>
+        <w:t xml:space="preserve">🔍 Key Clues: "Janaushadhi Pariyojana" → generic medicines at affordable prices → launched 2008.</w:t>
+      </w:r>
+    </w:p>
+    <w:p>
+      <w:r>
+        <w:t xml:space="preserve">❌ Why Not Other Options?</w:t>
+      </w:r>
+    </w:p>
+    <w:p>
+      <w:r>
+        <w:t xml:space="preserve">(b), (c), (d) — 2012, 2016, and 2020 are years of expansion/modernization, not the launch.</w:t>
+      </w:r>
+    </w:p>
+    <w:p>
+      <w:r>
+        <w:t xml:space="preserve">⚠️ Exam Trap: Launch = 2008; expansion of Kendras happened later — know the launch year.</w:t>
+      </w:r>
+    </w:p>
+    <w:p>
+      <w:r>
+        <w:t xml:space="preserve">💎 PNC Pearl: PMBJP → 2008 → generic medicines, affordable prices.</w:t>
+      </w:r>
+    </w:p>
+    <w:p>
+      <w:r>
+        <w:t xml:space="preserve">Positive Marks: 1</w:t>
+      </w:r>
+    </w:p>
+    <w:p>
+      <w:r>
+        <w:t xml:space="preserve">Negative Marks: 0.25</w:t>
+      </w:r>
+    </w:p>
+    <w:p>
+      <w:r>
+        <w:t xml:space="preserve"/>
+      </w:r>
+    </w:p>
+    <w:p>
+      <w:r>
+        <w:t xml:space="preserve">Question: The nurse is to give 130 mg of a medication. The tablets are 65 mg each. How many tablets are needed?</w:t>
+      </w:r>
+    </w:p>
+    <w:p>
+      <w:r>
+        <w:t xml:space="preserve">(a) 1 tablet</w:t>
+      </w:r>
+    </w:p>
+    <w:p>
+      <w:r>
+        <w:t xml:space="preserve">(b) 2 tablets</w:t>
+      </w:r>
+    </w:p>
+    <w:p>
+      <w:r>
+        <w:t xml:space="preserve">(c) 3 tablets</w:t>
+      </w:r>
+    </w:p>
+    <w:p>
+      <w:r>
+        <w:t xml:space="preserve">(d) 4 tablets</w:t>
+      </w:r>
+    </w:p>
+    <w:p>
+      <w:r>
+        <w:t xml:space="preserve">Answer: b</w:t>
+      </w:r>
+    </w:p>
+    <w:p>
+      <w:r>
+        <w:t xml:space="preserve">Solution: ✅ Correct Answer: (b)</w:t>
+      </w:r>
+    </w:p>
+    <w:p>
+      <w:r>
+        <w:t xml:space="preserve">🧠 Clinical Rationale: Tablets = Desired ÷ Have = 130 mg ÷ 65 mg = 2 tablets.</w:t>
+      </w:r>
+    </w:p>
+    <w:p>
+      <w:r>
+        <w:t xml:space="preserve">🔍 Key Clues: "130 mg" ordered, "65 mg each" → 130 ÷ 65.</w:t>
+      </w:r>
+    </w:p>
+    <w:p>
+      <w:r>
+        <w:t xml:space="preserve">❌ Why Not Other Options?</w:t>
+      </w:r>
+    </w:p>
+    <w:p>
+      <w:r>
+        <w:t xml:space="preserve">(a) — 1 tablet gives only 65 mg.</w:t>
+      </w:r>
+    </w:p>
+    <w:p>
+      <w:r>
+        <w:t xml:space="preserve">(c) — 3 tablets give 195 mg — an overdose.</w:t>
+      </w:r>
+    </w:p>
+    <w:p>
+      <w:r>
+        <w:t xml:space="preserve">(d) — 4 tablets give 260 mg — a serious overdose.</w:t>
+      </w:r>
+    </w:p>
+    <w:p>
+      <w:r>
+        <w:t xml:space="preserve">⚠️ Exam Trap: Desired ÷ Have; cross-check that the answer makes clinical sense.</w:t>
+      </w:r>
+    </w:p>
+    <w:p>
+      <w:r>
+        <w:t xml:space="preserve">💎 PNC Pearl: 130 ÷ 65 = 2 tablets.</w:t>
+      </w:r>
+    </w:p>
+    <w:p>
+      <w:r>
+        <w:t xml:space="preserve">Positive Marks: 1</w:t>
+      </w:r>
+    </w:p>
+    <w:p>
+      <w:r>
+        <w:t xml:space="preserve">Negative Marks: 0.25</w:t>
+      </w:r>
+    </w:p>
+    <w:p>
+      <w:r>
+        <w:t xml:space="preserve"/>
+      </w:r>
+    </w:p>
+    <w:p>
+      <w:r>
+        <w:t xml:space="preserve">Question: The nurse is caring for a patient with hypokalemia who is on digoxin. The nurse should:</w:t>
+      </w:r>
+    </w:p>
+    <w:p>
+      <w:r>
+        <w:t xml:space="preserve">(a) Monitor for digoxin toxicity (hypokalemia potentiates it)</w:t>
+      </w:r>
+    </w:p>
+    <w:p>
+      <w:r>
+        <w:t xml:space="preserve">(b) Reassure the patient</w:t>
+      </w:r>
+    </w:p>
+    <w:p>
+      <w:r>
+        <w:t xml:space="preserve">(c) Give extra potassium without monitoring</w:t>
+      </w:r>
+    </w:p>
+    <w:p>
+      <w:r>
+        <w:t xml:space="preserve">(d) Stop monitoring</w:t>
+      </w:r>
+    </w:p>
+    <w:p>
+      <w:r>
+        <w:t xml:space="preserve">Answer: a</w:t>
+      </w:r>
+    </w:p>
+    <w:p>
+      <w:r>
+        <w:t xml:space="preserve">Solution: ✅ Correct Answer: (a)</w:t>
+      </w:r>
+    </w:p>
+    <w:p>
+      <w:r>
+        <w:t xml:space="preserve">🧠 Clinical Rationale: Hypokalemia increases the sensitivity of the myocardium to digoxin, potentiating toxicity — arrhythmias, GI and visual disturbances. The nurse monitors potassium levels, replaces potassium as ordered (never IV push), and checks the apical pulse before each digoxin dose.</w:t>
+      </w:r>
+    </w:p>
+    <w:p>
+      <w:r>
+        <w:t xml:space="preserve">🔍 Key Clues: "Hypokalemia" + "digoxin" = high risk of digoxin toxicity.</w:t>
+      </w:r>
+    </w:p>
+    <w:p>
+      <w:r>
+        <w:t xml:space="preserve">❌ Why Not Other Options?</w:t>
+      </w:r>
+    </w:p>
+    <w:p>
+      <w:r>
+        <w:t xml:space="preserve">(b) — Reassurance ignores a real, dangerous drug–electrolyte interaction.</w:t>
+      </w:r>
+    </w:p>
+    <w:p>
+      <w:r>
+        <w:t xml:space="preserve">(c) — Potassium must be monitored and given safely — never blindly.</w:t>
+      </w:r>
+    </w:p>
+    <w:p>
+      <w:r>
+        <w:t xml:space="preserve">(d) — Stopping monitoring risks missing toxicity and arrhythmias.</w:t>
+      </w:r>
+    </w:p>
+    <w:p>
+      <w:r>
+        <w:t xml:space="preserve">⚠️ Exam Trap: Check potassium AND apical pulse before giving digoxin; hold if pulse &lt; 60 (adult).</w:t>
+      </w:r>
+    </w:p>
+    <w:p>
+      <w:r>
+        <w:t xml:space="preserve">💎 PNC Pearl: Hypokalemia + digoxin = toxicity — potassium first, pulse always.</w:t>
+      </w:r>
+    </w:p>
+    <w:p>
+      <w:r>
+        <w:t xml:space="preserve">Positive Marks: 1</w:t>
+      </w:r>
+    </w:p>
+    <w:p>
+      <w:r>
+        <w:t xml:space="preserve">Negative Marks: 0.25</w:t>
+      </w:r>
+    </w:p>
+    <w:p>
+      <w:r>
+        <w:t xml:space="preserve"/>
+      </w:r>
+    </w:p>
+    <w:p>
+      <w:r>
+        <w:t xml:space="preserve">Question: The nurse is assessing a patient's level of consciousness. Which term describes a patient who responds only to painful stimuli?</w:t>
+      </w:r>
+    </w:p>
+    <w:p>
+      <w:r>
+        <w:t xml:space="preserve">(a) Stupor</w:t>
+      </w:r>
+    </w:p>
+    <w:p>
+      <w:r>
+        <w:t xml:space="preserve">(b) Alert</w:t>
+      </w:r>
+    </w:p>
+    <w:p>
+      <w:r>
+        <w:t xml:space="preserve">(c) Confusion</w:t>
+      </w:r>
+    </w:p>
+    <w:p>
+      <w:r>
+        <w:t xml:space="preserve">(d) Coma</w:t>
+      </w:r>
+    </w:p>
+    <w:p>
+      <w:r>
+        <w:t xml:space="preserve">Answer: a</w:t>
+      </w:r>
+    </w:p>
+    <w:p>
+      <w:r>
+        <w:t xml:space="preserve">Solution: ✅ Correct Answer: (a)</w:t>
+      </w:r>
+    </w:p>
+    <w:p>
+      <w:r>
+        <w:t xml:space="preserve">🧠 Clinical Rationale: Levels of consciousness form a continuum: alert → lethargic → obtunded → stupor (responds only to vigorous or painful stimuli) → coma (no response). Stupor is the correct term.</w:t>
+      </w:r>
+    </w:p>
+    <w:p>
+      <w:r>
+        <w:t xml:space="preserve">🔍 Key Clues: "Responds only to painful stimuli" = stupor by definition.</w:t>
+      </w:r>
+    </w:p>
+    <w:p>
+      <w:r>
+        <w:t xml:space="preserve">❌ Why Not Other Options?</w:t>
+      </w:r>
+    </w:p>
+    <w:p>
+      <w:r>
+        <w:t xml:space="preserve">(b) — Alert means fully responsive and oriented.</w:t>
+      </w:r>
+    </w:p>
+    <w:p>
+      <w:r>
+        <w:t xml:space="preserve">(c) — Confusion is disorientation with normal arousal.</w:t>
+      </w:r>
+    </w:p>
+    <w:p>
+      <w:r>
+        <w:t xml:space="preserve">(d) — Coma means unresponsive even to painful stimuli.</w:t>
+      </w:r>
+    </w:p>
+    <w:p>
+      <w:r>
+        <w:t xml:space="preserve">⚠️ Exam Trap: Stupor = responds to pain; coma = no response at all.</w:t>
+      </w:r>
+    </w:p>
+    <w:p>
+      <w:r>
+        <w:t xml:space="preserve">💎 PNC Pearl: Stupor vs coma: pain response is the dividing line.</w:t>
+      </w:r>
+    </w:p>
+    <w:p>
+      <w:r>
+        <w:t xml:space="preserve">Positive Marks: 1</w:t>
+      </w:r>
+    </w:p>
+    <w:p>
+      <w:r>
+        <w:t xml:space="preserve">Negative Marks: 0.25</w:t>
+      </w:r>
+    </w:p>
+    <w:p>
+      <w:r>
+        <w:t xml:space="preserve"/>
+      </w:r>
+    </w:p>
+    <w:p>
+      <w:r>
+        <w:t xml:space="preserve">Question: A patient with a fractured radius in a cast is being taught about home care. Which instruction is correct?</w:t>
+      </w:r>
+    </w:p>
+    <w:p>
+      <w:r>
+        <w:t xml:space="preserve">(a) Report increased pain, numbness, or discoloration of the fingers</w:t>
+      </w:r>
+    </w:p>
+    <w:p>
+      <w:r>
+        <w:t xml:space="preserve">(b) Remove the cast if it feels tight</w:t>
+      </w:r>
+    </w:p>
+    <w:p>
+      <w:r>
+        <w:t xml:space="preserve">(c) Insert a stick to scratch</w:t>
+      </w:r>
+    </w:p>
+    <w:p>
+      <w:r>
+        <w:t xml:space="preserve">(d) Soak the cast in water</w:t>
+      </w:r>
+    </w:p>
+    <w:p>
+      <w:r>
+        <w:t xml:space="preserve">Answer: a</w:t>
+      </w:r>
+    </w:p>
+    <w:p>
+      <w:r>
+        <w:t xml:space="preserve">Solution: ✅ Correct Answer: (a)</w:t>
+      </w:r>
+    </w:p>
+    <w:p>
+      <w:r>
+        <w:t xml:space="preserve">🧠 Clinical Rationale: Cast teaching focuses on neurovascular monitoring — increased pain, numbness, pallor, or swelling of the fingers must be reported immediately as they may signal compartment syndrome. The cast is kept dry and nothing is inserted inside.</w:t>
+      </w:r>
+    </w:p>
+    <w:p>
+      <w:r>
+        <w:t xml:space="preserve">🔍 Key Clues: "Fractured radius in a cast" → neurovascular checks: pain, numbness, color.</w:t>
+      </w:r>
+    </w:p>
+    <w:p>
+      <w:r>
+        <w:t xml:space="preserve">❌ Why Not Other Options?</w:t>
+      </w:r>
+    </w:p>
+    <w:p>
+      <w:r>
+        <w:t xml:space="preserve">(b) — Removing the cast destroys immobilization and risks fracture displacement.</w:t>
+      </w:r>
+    </w:p>
+    <w:p>
+      <w:r>
+        <w:t xml:space="preserve">(c) — Inserting objects inside the cast damages skin and causes pressure sores.</w:t>
+      </w:r>
+    </w:p>
+    <w:p>
+      <w:r>
+        <w:t xml:space="preserve">(d) — Wet casts lose strength and cause skin maceration.</w:t>
+      </w:r>
+    </w:p>
+    <w:p>
+      <w:r>
+        <w:t xml:space="preserve">⚠️ Exam Trap: Report neurovascular changes immediately — do not wait for cast removal.</w:t>
+      </w:r>
+    </w:p>
+    <w:p>
+      <w:r>
+        <w:t xml:space="preserve">💎 PNC Pearl: Cast care: dry, no objects inside, report pain/numbness/color change.</w:t>
+      </w:r>
+    </w:p>
+    <w:p>
+      <w:r>
+        <w:t xml:space="preserve">Positive Marks: 1</w:t>
+      </w:r>
+    </w:p>
+    <w:p>
+      <w:r>
+        <w:t xml:space="preserve">Negative Marks: 0.25</w:t>
       </w:r>
     </w:p>
     <w:sectPr>
       <w:pgSz w:w="12240" w:h="15840"/>
-      <w:pgMar w:top="864" w:right="1008" w:bottom="864" w:left="1008" w:header="720" w:footer="720" w:gutter="0"/>
+      <w:pgMar w:top="1440" w:right="1800" w:bottom="1440" w:left="1800" w:header="720" w:footer="720" w:gutter="0"/>
       <w:cols w:space="720"/>
       <w:docGrid w:linePitch="360"/>
     </w:sectPr>
@@ -2535,10 +2155,6 @@
     <w:name w:val="Normal"/>
     <w:qFormat/>
     <w:rsid w:val="00FC693F"/>
-    <w:rPr>
-      <w:rFonts w:ascii="Calibri" w:hAnsi="Calibri"/>
-      <w:sz w:val="22"/>
-    </w:rPr>
   </w:style>
   <w:style w:type="paragraph" w:styleId="Header">
     <w:name w:val="header"/>
